--- a/Pz SMIT/Antanevich_SMIT_1.2.docx
+++ b/Pz SMIT/Antanevich_SMIT_1.2.docx
@@ -496,13 +496,7 @@
         <w:jc w:val="left"/>
       </w:pPr>
       <w:r>
-        <w:t xml:space="preserve">Кількість </w:t>
-      </w:r>
-      <w:r>
-        <w:t xml:space="preserve">другої </w:t>
-      </w:r>
-      <w:r>
-        <w:t>г</w:t>
+        <w:t>Кількість другої г</w:t>
       </w:r>
       <w:r>
         <w:t>руп</w:t>
@@ -534,73 +528,63 @@
       <w:pPr>
         <w:jc w:val="left"/>
       </w:pPr>
-      <w:proofErr w:type="spellStart"/>
       <w:r>
         <w:rPr>
           <w:lang w:val="ru-RU"/>
         </w:rPr>
         <w:t>Розв</w:t>
       </w:r>
-      <w:proofErr w:type="spellEnd"/>
       <w:r>
         <w:rPr>
           <w:lang w:val="ru-RU"/>
         </w:rPr>
         <w:t>`</w:t>
       </w:r>
-      <w:proofErr w:type="spellStart"/>
-      <w:r>
-        <w:t>язок</w:t>
-      </w:r>
-      <w:proofErr w:type="spellEnd"/>
+      <w:r>
+        <w:t>язок:</w:t>
+      </w:r>
+    </w:p>
+    <w:p>
+      <w:pPr>
+        <w:jc w:val="left"/>
+        <w:rPr>
+          <w:vertAlign w:val="superscript"/>
+        </w:rPr>
+      </w:pPr>
+      <w:r>
+        <w:t xml:space="preserve">Вибрати 7 з 15 </w:t>
+      </w:r>
+      <w:r>
+        <w:t>задач</w:t>
+      </w:r>
+      <w:r>
+        <w:t xml:space="preserve"> </w:t>
+      </w:r>
+      <w:r>
+        <w:t>першої групи</w:t>
+      </w:r>
       <w:r>
         <w:t>:</w:t>
       </w:r>
-    </w:p>
-    <w:p>
-      <w:pPr>
-        <w:jc w:val="left"/>
+      <w:r>
+        <w:t xml:space="preserve"> С</w:t>
+      </w:r>
+      <w:r>
+        <w:rPr>
+          <w:vertAlign w:val="subscript"/>
+        </w:rPr>
+        <w:t>15</w:t>
+      </w:r>
+      <w:r>
         <w:rPr>
           <w:vertAlign w:val="superscript"/>
         </w:rPr>
-      </w:pPr>
-      <w:r>
-        <w:t xml:space="preserve">Вибрати 7 з 15 </w:t>
-      </w:r>
-      <w:r>
-        <w:t>задач</w:t>
-      </w:r>
-      <w:r>
-        <w:t xml:space="preserve"> </w:t>
-      </w:r>
-      <w:r>
-        <w:t>першої групи</w:t>
-      </w:r>
-      <w:r>
-        <w:t>:</w:t>
-      </w:r>
-      <w:r>
-        <w:t xml:space="preserve"> С</w:t>
-      </w:r>
-      <w:r>
-        <w:rPr>
-          <w:vertAlign w:val="subscript"/>
-        </w:rPr>
-        <w:t>15</w:t>
-      </w:r>
-      <w:r>
-        <w:rPr>
-          <w:vertAlign w:val="superscript"/>
-        </w:rPr>
         <w:t>7</w:t>
       </w:r>
     </w:p>
     <w:p>
       <w:pPr>
         <w:jc w:val="left"/>
-        <w:rPr>
-          <w:vertAlign w:val="superscript"/>
-        </w:rPr>
       </w:pPr>
       <w:r>
         <w:t xml:space="preserve">Вибрати 3 з 5 </w:t>
@@ -631,12 +615,109 @@
         <w:t>Разом:</w:t>
       </w:r>
       <w:r>
+        <w:t xml:space="preserve"> </w:t>
+      </w:r>
+    </w:p>
+    <w:p>
+      <w:pPr>
+        <w:jc w:val="center"/>
+        <w:rPr>
+          <w:vertAlign w:val="superscript"/>
+        </w:rPr>
+      </w:pPr>
+      <w:r>
+        <w:t>С</w:t>
+      </w:r>
+      <w:r>
+        <w:rPr>
+          <w:vertAlign w:val="subscript"/>
+        </w:rPr>
+        <w:t>15</w:t>
+      </w:r>
+      <w:r>
+        <w:rPr>
+          <w:vertAlign w:val="superscript"/>
+        </w:rPr>
+        <w:t>7</w:t>
+      </w:r>
+      <w:r>
+        <w:t xml:space="preserve"> </w:t>
+      </w:r>
+      <w:r>
+        <w:rPr>
+          <w:rFonts w:ascii="Cambria Math" w:hAnsi="Cambria Math" w:cs="Cambria Math"/>
+        </w:rPr>
+        <w:t>⋅</w:t>
+      </w:r>
+      <w:r>
         <w:t xml:space="preserve"> С</w:t>
       </w:r>
       <w:r>
         <w:rPr>
           <w:vertAlign w:val="subscript"/>
         </w:rPr>
+        <w:t>5</w:t>
+      </w:r>
+      <w:r>
+        <w:rPr>
+          <w:vertAlign w:val="superscript"/>
+        </w:rPr>
+        <w:t>3</w:t>
+      </w:r>
+    </w:p>
+    <w:p>
+      <w:pPr>
+        <w:jc w:val="left"/>
+      </w:pPr>
+      <w:r>
+        <w:t>Усі способи вибрати 10 пакетів з 20:</w:t>
+      </w:r>
+      <w:r>
+        <w:t xml:space="preserve"> </w:t>
+      </w:r>
+    </w:p>
+    <w:p>
+      <w:pPr>
+        <w:jc w:val="center"/>
+      </w:pPr>
+      <w:r>
+        <w:t>С</w:t>
+      </w:r>
+      <w:r>
+        <w:rPr>
+          <w:vertAlign w:val="subscript"/>
+        </w:rPr>
+        <w:t>20</w:t>
+      </w:r>
+      <w:r>
+        <w:rPr>
+          <w:vertAlign w:val="superscript"/>
+        </w:rPr>
+        <w:t>10</w:t>
+      </w:r>
+    </w:p>
+    <w:p>
+      <w:pPr>
+        <w:jc w:val="left"/>
+      </w:pPr>
+      <w:r>
+        <w:t xml:space="preserve">Розрахунок ймовірності: </w:t>
+      </w:r>
+    </w:p>
+    <w:p>
+      <w:pPr>
+        <w:jc w:val="center"/>
+        <w:rPr>
+          <w:lang w:val="ru-RU"/>
+        </w:rPr>
+      </w:pPr>
+      <w:r>
+        <w:t>(С</w:t>
+      </w:r>
+      <w:r>
+        <w:rPr>
+          <w:vertAlign w:val="subscript"/>
+        </w:rPr>
         <w:t>15</w:t>
       </w:r>
       <w:r>
@@ -646,7 +727,16 @@
         <w:t>7</w:t>
       </w:r>
       <w:r>
-        <w:t xml:space="preserve"> х С</w:t>
+        <w:t xml:space="preserve"> </w:t>
+      </w:r>
+      <w:r>
+        <w:rPr>
+          <w:rFonts w:ascii="Cambria Math" w:hAnsi="Cambria Math" w:cs="Cambria Math"/>
+        </w:rPr>
+        <w:t>⋅</w:t>
+      </w:r>
+      <w:r>
+        <w:t xml:space="preserve"> С</w:t>
       </w:r>
       <w:r>
         <w:rPr>
@@ -660,139 +750,79 @@
         </w:rPr>
         <w:t>3</w:t>
       </w:r>
-    </w:p>
-    <w:p>
-      <w:pPr>
-        <w:jc w:val="left"/>
-      </w:pPr>
-      <w:r>
-        <w:t>Усі способи вибрати 10 пакетів з 20:</w:t>
+      <w:r>
+        <w:t>)</w:t>
+      </w:r>
+      <w:r>
+        <w:rPr>
+          <w:lang w:val="ru-RU"/>
+        </w:rPr>
+        <w:t>/</w:t>
+      </w:r>
+      <w:r>
+        <w:t xml:space="preserve"> </w:t>
+      </w:r>
+      <w:r>
+        <w:t>С</w:t>
+      </w:r>
+      <w:r>
+        <w:rPr>
+          <w:vertAlign w:val="subscript"/>
+        </w:rPr>
+        <w:t>20</w:t>
+      </w:r>
+      <w:r>
+        <w:rPr>
+          <w:vertAlign w:val="superscript"/>
+        </w:rPr>
+        <w:t>10</w:t>
+      </w:r>
+    </w:p>
+    <w:p>
+      <w:pPr>
+        <w:jc w:val="left"/>
+        <w:rPr>
+          <w:vertAlign w:val="superscript"/>
+        </w:rPr>
+      </w:pPr>
+      <w:r>
+        <w:rPr>
+          <w:lang w:val="ru-RU"/>
+        </w:rPr>
+        <w:t>В</w:t>
+      </w:r>
+      <w:r>
+        <w:t>ідповідь:</w:t>
+      </w:r>
+      <w:r>
+        <w:t xml:space="preserve"> </w:t>
+      </w:r>
+      <w:r>
+        <w:t>(С</w:t>
+      </w:r>
+      <w:r>
+        <w:rPr>
+          <w:vertAlign w:val="subscript"/>
+        </w:rPr>
+        <w:t>15</w:t>
+      </w:r>
+      <w:r>
+        <w:rPr>
+          <w:vertAlign w:val="superscript"/>
+        </w:rPr>
+        <w:t>7</w:t>
+      </w:r>
+      <w:r>
+        <w:t xml:space="preserve"> </w:t>
+      </w:r>
+      <w:r>
+        <w:rPr>
+          <w:rFonts w:ascii="Cambria Math" w:hAnsi="Cambria Math" w:cs="Cambria Math"/>
+        </w:rPr>
+        <w:t>⋅</w:t>
       </w:r>
       <w:r>
         <w:t xml:space="preserve"> С</w:t>
-      </w:r>
-      <w:r>
-        <w:rPr>
-          <w:vertAlign w:val="subscript"/>
-        </w:rPr>
-        <w:t>20</w:t>
-      </w:r>
-      <w:r>
-        <w:rPr>
-          <w:vertAlign w:val="superscript"/>
-        </w:rPr>
-        <w:t>10</w:t>
-      </w:r>
-    </w:p>
-    <w:p>
-      <w:pPr>
-        <w:jc w:val="left"/>
-        <w:rPr>
-          <w:lang w:val="ru-RU"/>
-        </w:rPr>
-      </w:pPr>
-      <w:r>
-        <w:t>Розрахунок ймовірності: (</w:t>
-      </w:r>
-      <w:r>
-        <w:t>С</w:t>
-      </w:r>
-      <w:r>
-        <w:rPr>
-          <w:vertAlign w:val="subscript"/>
-        </w:rPr>
-        <w:t>15</w:t>
-      </w:r>
-      <w:r>
-        <w:rPr>
-          <w:vertAlign w:val="superscript"/>
-        </w:rPr>
-        <w:t>7</w:t>
-      </w:r>
-      <w:r>
-        <w:t xml:space="preserve"> х С</w:t>
-      </w:r>
-      <w:r>
-        <w:rPr>
-          <w:vertAlign w:val="subscript"/>
-        </w:rPr>
-        <w:t>5</w:t>
-      </w:r>
-      <w:r>
-        <w:rPr>
-          <w:vertAlign w:val="superscript"/>
-        </w:rPr>
-        <w:t>3</w:t>
-      </w:r>
-      <w:r>
-        <w:t>)</w:t>
-      </w:r>
-      <w:r>
-        <w:rPr>
-          <w:lang w:val="ru-RU"/>
-        </w:rPr>
-        <w:t>/</w:t>
-      </w:r>
-      <w:r>
-        <w:t xml:space="preserve"> </w:t>
-      </w:r>
-      <w:r>
-        <w:t>С</w:t>
-      </w:r>
-      <w:r>
-        <w:rPr>
-          <w:vertAlign w:val="subscript"/>
-        </w:rPr>
-        <w:t>20</w:t>
-      </w:r>
-      <w:r>
-        <w:rPr>
-          <w:vertAlign w:val="superscript"/>
-        </w:rPr>
-        <w:t>10</w:t>
-      </w:r>
-    </w:p>
-    <w:p>
-      <w:pPr>
-        <w:jc w:val="left"/>
-        <w:rPr>
-          <w:vertAlign w:val="superscript"/>
-        </w:rPr>
-      </w:pPr>
-      <w:r>
-        <w:rPr>
-          <w:lang w:val="ru-RU"/>
-        </w:rPr>
-        <w:t>В</w:t>
-      </w:r>
-      <w:proofErr w:type="spellStart"/>
-      <w:r>
-        <w:t>ідповідь</w:t>
-      </w:r>
-      <w:proofErr w:type="spellEnd"/>
-      <w:r>
-        <w:t>:</w:t>
-      </w:r>
-      <w:r>
-        <w:t xml:space="preserve"> </w:t>
-      </w:r>
-      <w:r>
-        <w:t>(С</w:t>
-      </w:r>
-      <w:r>
-        <w:rPr>
-          <w:vertAlign w:val="subscript"/>
-        </w:rPr>
-        <w:t>15</w:t>
-      </w:r>
-      <w:r>
-        <w:rPr>
-          <w:vertAlign w:val="superscript"/>
-        </w:rPr>
-        <w:t>7</w:t>
-      </w:r>
-      <w:r>
-        <w:t xml:space="preserve"> х С</w:t>
       </w:r>
       <w:r>
         <w:rPr>
@@ -848,42 +878,45 @@
           <w:lang w:val="ru-RU"/>
         </w:rPr>
       </w:pPr>
-      <w:proofErr w:type="spellStart"/>
-      <w:r>
+    </w:p>
+    <w:p>
+      <w:pPr>
+        <w:jc w:val="left"/>
         <w:rPr>
           <w:b/>
           <w:bCs/>
           <w:lang w:val="ru-RU"/>
         </w:rPr>
-        <w:t>Варіант</w:t>
-      </w:r>
-      <w:proofErr w:type="spellEnd"/>
-      <w:r>
+      </w:pPr>
+    </w:p>
+    <w:p>
+      <w:pPr>
+        <w:jc w:val="left"/>
         <w:rPr>
           <w:b/>
           <w:bCs/>
           <w:lang w:val="ru-RU"/>
         </w:rPr>
-        <w:t xml:space="preserve"> 2</w:t>
-      </w:r>
-    </w:p>
-    <w:p>
-      <w:pPr>
-        <w:jc w:val="left"/>
-      </w:pPr>
-      <w:proofErr w:type="spellStart"/>
-      <w:r>
-        <w:rPr>
-          <w:lang w:val="ru-RU"/>
-        </w:rPr>
-        <w:t>Умова</w:t>
-      </w:r>
-      <w:proofErr w:type="spellEnd"/>
-      <w:r>
-        <w:rPr>
-          <w:lang w:val="ru-RU"/>
-        </w:rPr>
-        <w:t>:</w:t>
+      </w:pPr>
+      <w:r>
+        <w:rPr>
+          <w:b/>
+          <w:bCs/>
+          <w:lang w:val="ru-RU"/>
+        </w:rPr>
+        <w:lastRenderedPageBreak/>
+        <w:t>Варіант 2</w:t>
+      </w:r>
+    </w:p>
+    <w:p>
+      <w:pPr>
+        <w:jc w:val="left"/>
+      </w:pPr>
+      <w:r>
+        <w:rPr>
+          <w:lang w:val="ru-RU"/>
+        </w:rPr>
+        <w:t>Умова:</w:t>
       </w:r>
     </w:p>
     <w:p>
@@ -909,7 +942,6 @@
         <w:jc w:val="left"/>
       </w:pPr>
       <w:r>
-        <w:lastRenderedPageBreak/>
         <w:t>Дано:</w:t>
       </w:r>
       <w:r>
@@ -920,7 +952,10 @@
         <w:t xml:space="preserve"> </w:t>
       </w:r>
       <w:r>
-        <w:t>×</w:t>
+        <w:rPr>
+          <w:rFonts w:ascii="Cambria Math" w:hAnsi="Cambria Math" w:cs="Cambria Math"/>
+        </w:rPr>
+        <w:t>⋅</w:t>
       </w:r>
       <w:r>
         <w:t xml:space="preserve"> </w:t>
@@ -932,7 +967,10 @@
         <w:t xml:space="preserve"> </w:t>
       </w:r>
       <w:r>
-        <w:t>×</w:t>
+        <w:rPr>
+          <w:rFonts w:ascii="Cambria Math" w:hAnsi="Cambria Math" w:cs="Cambria Math"/>
+        </w:rPr>
+        <w:t>⋅</w:t>
       </w:r>
       <w:r>
         <w:t xml:space="preserve"> </w:t>
@@ -1007,6 +1045,11 @@
       <w:r>
         <w:t xml:space="preserve">Ймовірність: </w:t>
       </w:r>
+    </w:p>
+    <w:p>
+      <w:pPr>
+        <w:jc w:val="center"/>
+      </w:pPr>
       <w:r>
         <w:rPr>
           <w:lang w:val="ru-RU"/>
@@ -1035,15 +1078,7 @@
       </w:r>
       <w:r>
         <w:br/>
-        <w:t xml:space="preserve">У куба 12 </w:t>
-      </w:r>
-      <w:proofErr w:type="spellStart"/>
-      <w:r>
-        <w:t>ребер</w:t>
-      </w:r>
-      <w:proofErr w:type="spellEnd"/>
-      <w:r>
-        <w:t>.</w:t>
+        <w:t>У куба 12 ребер.</w:t>
       </w:r>
       <w:r>
         <w:br/>
@@ -1084,7 +1119,19 @@
         <w:rPr>
           <w:lang w:val="ru-RU"/>
         </w:rPr>
-        <w:t xml:space="preserve"> х </w:t>
+        <w:t xml:space="preserve"> </w:t>
+      </w:r>
+      <w:r>
+        <w:rPr>
+          <w:rFonts w:ascii="Cambria Math" w:hAnsi="Cambria Math" w:cs="Cambria Math"/>
+        </w:rPr>
+        <w:t>⋅</w:t>
+      </w:r>
+      <w:r>
+        <w:rPr>
+          <w:lang w:val="ru-RU"/>
+        </w:rPr>
+        <w:t xml:space="preserve"> </w:t>
       </w:r>
       <w:r>
         <w:t>8</w:t>
@@ -1115,6 +1162,11 @@
       <w:r>
         <w:t xml:space="preserve">Ймовірність: </w:t>
       </w:r>
+    </w:p>
+    <w:p>
+      <w:pPr>
+        <w:jc w:val="center"/>
+      </w:pPr>
       <w:r>
         <w:rPr>
           <w:lang w:val="ru-RU"/>
@@ -1128,10 +1180,7 @@
         <w:t xml:space="preserve"> / 1000 = 0.</w:t>
       </w:r>
       <w:r>
-        <w:t>0</w:t>
-      </w:r>
-      <w:r>
-        <w:t>96</w:t>
+        <w:t>096</w:t>
       </w:r>
     </w:p>
     <w:p>
@@ -1153,21 +1202,25 @@
       </w:r>
       <w:r>
         <w:br/>
-        <w:t xml:space="preserve">На кожній грані (без </w:t>
-      </w:r>
-      <w:proofErr w:type="spellStart"/>
-      <w:r>
-        <w:t>ребер</w:t>
-      </w:r>
-      <w:proofErr w:type="spellEnd"/>
-      <w:r>
-        <w:t>) є 8</w:t>
-      </w:r>
-      <w:r>
-        <w:rPr>
-          <w:lang w:val="ru-RU"/>
-        </w:rPr>
-        <w:t xml:space="preserve"> х </w:t>
+        <w:t>На кожній грані (без ребер) є 8</w:t>
+      </w:r>
+      <w:r>
+        <w:rPr>
+          <w:lang w:val="ru-RU"/>
+        </w:rPr>
+        <w:t xml:space="preserve"> </w:t>
+      </w:r>
+      <w:r>
+        <w:rPr>
+          <w:rFonts w:ascii="Cambria Math" w:hAnsi="Cambria Math" w:cs="Cambria Math"/>
+        </w:rPr>
+        <w:t>⋅</w:t>
+      </w:r>
+      <w:r>
+        <w:rPr>
+          <w:lang w:val="ru-RU"/>
+        </w:rPr>
+        <w:t xml:space="preserve"> </w:t>
       </w:r>
       <w:r>
         <w:t>8</w:t>
@@ -1198,7 +1251,19 @@
         <w:rPr>
           <w:lang w:val="ru-RU"/>
         </w:rPr>
-        <w:t xml:space="preserve"> х </w:t>
+        <w:t xml:space="preserve"> </w:t>
+      </w:r>
+      <w:r>
+        <w:rPr>
+          <w:rFonts w:ascii="Cambria Math" w:hAnsi="Cambria Math" w:cs="Cambria Math"/>
+        </w:rPr>
+        <w:t>⋅</w:t>
+      </w:r>
+      <w:r>
+        <w:rPr>
+          <w:lang w:val="ru-RU"/>
+        </w:rPr>
+        <w:t xml:space="preserve"> </w:t>
       </w:r>
       <w:r>
         <w:t>64</w:t>
@@ -1225,13 +1290,18 @@
     <w:p>
       <w:pPr>
         <w:jc w:val="left"/>
-        <w:rPr>
-          <w:lang w:val="en-US"/>
-        </w:rPr>
       </w:pPr>
       <w:r>
         <w:t xml:space="preserve">Ймовірність: </w:t>
       </w:r>
+    </w:p>
+    <w:p>
+      <w:pPr>
+        <w:jc w:val="center"/>
+        <w:rPr>
+          <w:lang w:val="ru-RU"/>
+        </w:rPr>
+      </w:pPr>
       <w:r>
         <w:rPr>
           <w:lang w:val="ru-RU"/>
@@ -1240,7 +1310,7 @@
       </w:r>
       <w:r>
         <w:rPr>
-          <w:lang w:val="en-US"/>
+          <w:lang w:val="ru-RU"/>
         </w:rPr>
         <w:t xml:space="preserve"> / 1000 = 0.384</w:t>
       </w:r>
@@ -1249,7 +1319,13 @@
       <w:pPr>
         <w:jc w:val="left"/>
       </w:pPr>
-      <w:r>
+    </w:p>
+    <w:p>
+      <w:pPr>
+        <w:jc w:val="left"/>
+      </w:pPr>
+      <w:r>
+        <w:lastRenderedPageBreak/>
         <w:t>Відповіді:</w:t>
       </w:r>
     </w:p>
@@ -1290,424 +1366,357 @@
           <w:bCs/>
         </w:rPr>
       </w:pPr>
-      <w:proofErr w:type="spellStart"/>
       <w:r>
         <w:rPr>
           <w:b/>
           <w:bCs/>
           <w:lang w:val="ru-RU"/>
         </w:rPr>
-        <w:t>Варіант</w:t>
-      </w:r>
-      <w:proofErr w:type="spellEnd"/>
+        <w:t xml:space="preserve">Варіант </w:t>
+      </w:r>
       <w:r>
         <w:rPr>
           <w:b/>
           <w:bCs/>
           <w:lang w:val="ru-RU"/>
         </w:rPr>
+        <w:t>3</w:t>
+      </w:r>
+    </w:p>
+    <w:p>
+      <w:pPr>
+        <w:jc w:val="left"/>
+      </w:pPr>
+      <w:r>
+        <w:t xml:space="preserve">Умова: </w:t>
+      </w:r>
+      <w:r>
+        <w:t>N людей наугад було розміщено за круглим столом (N</w:t>
+      </w:r>
+      <w:r>
         <w:t xml:space="preserve"> </w:t>
       </w:r>
       <w:r>
+        <w:t>&gt;</w:t>
+      </w:r>
+      <w:r>
+        <w:t xml:space="preserve"> </w:t>
+      </w:r>
+      <w:r>
+        <w:t>2). Знайти ймовірність p того, що дві фіксовані людини A та B сидітимуть поруч.</w:t>
+      </w:r>
+    </w:p>
+    <w:p>
+      <w:pPr>
+        <w:jc w:val="left"/>
+      </w:pPr>
+      <w:r>
+        <w:t xml:space="preserve">Дано: </w:t>
+      </w:r>
+      <w:r>
+        <w:t>N людей (N &gt; 2) випадково розсаджено за круглим столом.</w:t>
+      </w:r>
+      <w:r>
+        <w:br/>
+        <w:t>Дві фіксовані людини A та B.</w:t>
+      </w:r>
+    </w:p>
+    <w:p>
+      <w:pPr>
+        <w:jc w:val="left"/>
+      </w:pPr>
+      <w:r>
+        <w:rPr>
+          <w:lang w:val="ru-RU"/>
+        </w:rPr>
+        <w:t>Розв</w:t>
+      </w:r>
+      <w:r>
+        <w:rPr>
+          <w:lang w:val="ru-RU"/>
+        </w:rPr>
+        <w:t>`</w:t>
+      </w:r>
+      <w:r>
+        <w:t>язання:</w:t>
+      </w:r>
+    </w:p>
+    <w:p>
+      <w:pPr>
+        <w:jc w:val="left"/>
+      </w:pPr>
+      <w:r>
+        <w:t>Загальна кількість способів розсадити N людей за круглим столом:</w:t>
+      </w:r>
+      <w:r>
+        <w:br/>
+        <w:t>Фіксуємо людину A, щоб уникнути однакових розташувань через поворот.</w:t>
+      </w:r>
+      <w:r>
+        <w:br/>
+        <w:t>Решту (N</w:t>
+      </w:r>
+      <w:r>
+        <w:t xml:space="preserve"> </w:t>
+      </w:r>
+      <w:r>
+        <w:t>–</w:t>
+      </w:r>
+      <w:r>
+        <w:t xml:space="preserve"> </w:t>
+      </w:r>
+      <w:r>
+        <w:t>1) людей можна розсадити в (N</w:t>
+      </w:r>
+      <w:r>
+        <w:t xml:space="preserve"> </w:t>
+      </w:r>
+      <w:r>
+        <w:t>–</w:t>
+      </w:r>
+      <w:r>
+        <w:t xml:space="preserve"> </w:t>
+      </w:r>
+      <w:r>
+        <w:t>1)! способами.</w:t>
+      </w:r>
+    </w:p>
+    <w:p>
+      <w:pPr>
+        <w:jc w:val="center"/>
+      </w:pPr>
+      <w:r>
+        <w:t>(</w:t>
+      </w:r>
+      <w:r>
+        <w:rPr>
+          <w:lang w:val="en-GB"/>
+        </w:rPr>
+        <w:t>N</w:t>
+      </w:r>
+      <w:r>
+        <w:t xml:space="preserve"> – 1)!</w:t>
+      </w:r>
+    </w:p>
+    <w:p>
+      <w:pPr>
+        <w:jc w:val="left"/>
+      </w:pPr>
+      <w:r>
+        <w:t>Кількість сприятливих розміщень (A і B поруч):</w:t>
+      </w:r>
+    </w:p>
+    <w:p>
+      <w:pPr>
+        <w:jc w:val="left"/>
+      </w:pPr>
+      <w:r>
+        <w:t>B може сидіти ліворуч або праворуч від A 2 варіанти.</w:t>
+      </w:r>
+    </w:p>
+    <w:p>
+      <w:pPr>
+        <w:jc w:val="left"/>
+      </w:pPr>
+      <w:r>
+        <w:t>Решту (N</w:t>
+      </w:r>
+      <w:r>
+        <w:rPr>
+          <w:lang w:val="ru-RU"/>
+        </w:rPr>
+        <w:t xml:space="preserve"> </w:t>
+      </w:r>
+      <w:r>
+        <w:t>–</w:t>
+      </w:r>
+      <w:r>
+        <w:rPr>
+          <w:lang w:val="ru-RU"/>
+        </w:rPr>
+        <w:t xml:space="preserve"> </w:t>
+      </w:r>
+      <w:r>
+        <w:t>2) людей можна розсадити на місцях, що залишилися, (N</w:t>
+      </w:r>
+      <w:r>
+        <w:rPr>
+          <w:lang w:val="ru-RU"/>
+        </w:rPr>
+        <w:t xml:space="preserve"> </w:t>
+      </w:r>
+      <w:r>
+        <w:t>–</w:t>
+      </w:r>
+      <w:r>
+        <w:rPr>
+          <w:lang w:val="ru-RU"/>
+        </w:rPr>
+        <w:t xml:space="preserve"> </w:t>
+      </w:r>
+      <w:r>
+        <w:t>2)! способами.</w:t>
+      </w:r>
+    </w:p>
+    <w:p>
+      <w:pPr>
+        <w:jc w:val="center"/>
+      </w:pPr>
+      <w:r>
+        <w:t xml:space="preserve">2 </w:t>
+      </w:r>
+      <w:r>
+        <w:rPr>
+          <w:rFonts w:ascii="Cambria Math" w:hAnsi="Cambria Math" w:cs="Cambria Math"/>
+        </w:rPr>
+        <w:t>⋅</w:t>
+      </w:r>
+      <w:r>
+        <w:t xml:space="preserve"> (</w:t>
+      </w:r>
+      <w:r>
+        <w:rPr>
+          <w:lang w:val="en-US"/>
+        </w:rPr>
+        <w:t>N</w:t>
+      </w:r>
+      <w:r>
+        <w:t xml:space="preserve"> - 2)!</w:t>
+      </w:r>
+    </w:p>
+    <w:p>
+      <w:pPr>
+        <w:jc w:val="left"/>
+      </w:pPr>
+      <w:r>
+        <w:t>Ймовірність:</w:t>
+      </w:r>
+    </w:p>
+    <w:p>
+      <w:pPr>
+        <w:jc w:val="center"/>
+      </w:pPr>
+      <w:r>
+        <w:t>(</w:t>
+      </w:r>
+      <w:r>
+        <w:t xml:space="preserve">2 </w:t>
+      </w:r>
+      <w:r>
+        <w:rPr>
+          <w:rFonts w:ascii="Cambria Math" w:hAnsi="Cambria Math" w:cs="Cambria Math"/>
+        </w:rPr>
+        <w:t>⋅</w:t>
+      </w:r>
+      <w:r>
+        <w:t xml:space="preserve"> (</w:t>
+      </w:r>
+      <w:r>
+        <w:rPr>
+          <w:lang w:val="en-US"/>
+        </w:rPr>
+        <w:t>N</w:t>
+      </w:r>
+      <w:r>
+        <w:t xml:space="preserve"> - 2)!</w:t>
+      </w:r>
+      <w:r>
+        <w:t>)</w:t>
+      </w:r>
+      <w:r>
+        <w:t xml:space="preserve"> / (</w:t>
+      </w:r>
+      <w:r>
+        <w:rPr>
+          <w:lang w:val="en-GB"/>
+        </w:rPr>
+        <w:t>N</w:t>
+      </w:r>
+      <w:r>
+        <w:t xml:space="preserve"> – 1)! = 2 / (</w:t>
+      </w:r>
+      <w:r>
+        <w:rPr>
+          <w:lang w:val="en-GB"/>
+        </w:rPr>
+        <w:t>N</w:t>
+      </w:r>
+      <w:r>
+        <w:t xml:space="preserve"> – 1)!</w:t>
+      </w:r>
+    </w:p>
+    <w:p>
+      <w:pPr>
+        <w:jc w:val="left"/>
+        <w:rPr>
+          <w:lang w:val="ru-RU"/>
+        </w:rPr>
+      </w:pPr>
+      <w:r>
+        <w:t>Відповідь:</w:t>
+      </w:r>
+      <w:r>
+        <w:rPr>
+          <w:lang w:val="ru-RU"/>
+        </w:rPr>
+        <w:t xml:space="preserve"> </w:t>
+      </w:r>
+      <w:r>
+        <w:rPr>
+          <w:lang w:val="ru-RU"/>
+        </w:rPr>
+        <w:t>2 /</w:t>
+      </w:r>
+      <w:r>
+        <w:rPr>
+          <w:lang w:val="ru-RU"/>
+        </w:rPr>
+        <w:t xml:space="preserve"> </w:t>
+      </w:r>
+      <w:r>
+        <w:rPr>
+          <w:lang w:val="ru-RU"/>
+        </w:rPr>
+        <w:t>(</w:t>
+      </w:r>
+      <w:r>
+        <w:rPr>
+          <w:lang w:val="en-GB"/>
+        </w:rPr>
+        <w:t>N</w:t>
+      </w:r>
+      <w:r>
+        <w:rPr>
+          <w:lang w:val="ru-RU"/>
+        </w:rPr>
+        <w:t xml:space="preserve"> – 1)!</w:t>
+      </w:r>
+    </w:p>
+    <w:p>
+      <w:pPr>
+        <w:jc w:val="left"/>
+      </w:pPr>
+    </w:p>
+    <w:p>
+      <w:pPr>
+        <w:jc w:val="left"/>
         <w:rPr>
           <w:b/>
           <w:bCs/>
-          <w:lang w:val="ru-RU"/>
-        </w:rPr>
-        <w:t>3</w:t>
-      </w:r>
-    </w:p>
-    <w:p>
-      <w:pPr>
-        <w:jc w:val="left"/>
-      </w:pPr>
-      <w:r>
-        <w:t xml:space="preserve">Умова: </w:t>
-      </w:r>
-      <w:r>
-        <w:t>N людей наугад було розміщено за круглим столом (N</w:t>
-      </w:r>
-      <w:r>
-        <w:t xml:space="preserve"> </w:t>
-      </w:r>
-      <w:r>
-        <w:t>&gt;</w:t>
-      </w:r>
-      <w:r>
-        <w:t xml:space="preserve"> </w:t>
-      </w:r>
-      <w:r>
-        <w:t>2). Знайти ймовірність p того, що дві фіксовані людини A та B сидітимуть поруч.</w:t>
-      </w:r>
-    </w:p>
-    <w:p>
-      <w:pPr>
-        <w:jc w:val="left"/>
-      </w:pPr>
-    </w:p>
-    <w:p>
-      <w:pPr>
-        <w:jc w:val="left"/>
-      </w:pPr>
-      <w:r>
-        <w:lastRenderedPageBreak/>
-        <w:t xml:space="preserve">Дано: </w:t>
-      </w:r>
-      <w:r>
-        <w:t xml:space="preserve">N людей (N &gt; 2) випадково </w:t>
-      </w:r>
-      <w:proofErr w:type="spellStart"/>
-      <w:r>
-        <w:t>розсаджено</w:t>
-      </w:r>
-      <w:proofErr w:type="spellEnd"/>
-      <w:r>
-        <w:t xml:space="preserve"> за круглим столом.</w:t>
-      </w:r>
-      <w:r>
-        <w:br/>
-        <w:t>Дві фіксовані людини A та B.</w:t>
-      </w:r>
-    </w:p>
-    <w:p>
-      <w:pPr>
-        <w:jc w:val="left"/>
-      </w:pPr>
-      <w:proofErr w:type="spellStart"/>
-      <w:r>
-        <w:rPr>
-          <w:lang w:val="ru-RU"/>
-        </w:rPr>
-        <w:t>Розв</w:t>
-      </w:r>
-      <w:proofErr w:type="spellEnd"/>
-      <w:r>
-        <w:rPr>
-          <w:lang w:val="ru-RU"/>
-        </w:rPr>
-        <w:t>`</w:t>
-      </w:r>
-      <w:proofErr w:type="spellStart"/>
-      <w:r>
-        <w:t>язання</w:t>
-      </w:r>
-      <w:proofErr w:type="spellEnd"/>
-      <w:r>
-        <w:t>:</w:t>
-      </w:r>
-    </w:p>
-    <w:p>
-      <w:pPr>
-        <w:jc w:val="left"/>
-        <w:rPr>
-          <w:lang w:val="ru-RU"/>
-        </w:rPr>
-      </w:pPr>
-      <w:r>
-        <w:t>Загальна кількість способів розсадити N людей за круглим столом:</w:t>
-      </w:r>
-      <w:r>
-        <w:br/>
-        <w:t>Фіксуємо людину A, щоб уникнути однакових розташувань через поворот.</w:t>
-      </w:r>
-      <w:r>
-        <w:br/>
-        <w:t>Решту (N</w:t>
-      </w:r>
-      <w:r>
-        <w:t xml:space="preserve"> </w:t>
-      </w:r>
-      <w:r>
-        <w:t>–</w:t>
-      </w:r>
-      <w:r>
-        <w:t xml:space="preserve"> </w:t>
-      </w:r>
-      <w:r>
-        <w:t>1) людей можна розсадити в (N–1)! способами.</w:t>
-      </w:r>
-      <w:r>
-        <w:br/>
-      </w:r>
-      <w:r>
-        <w:rPr>
-          <w:lang w:val="en-GB"/>
-        </w:rPr>
-        <w:t>(N – 1)!</w:t>
-      </w:r>
-    </w:p>
-    <w:p>
-      <w:pPr>
-        <w:jc w:val="left"/>
-      </w:pPr>
-      <w:r>
-        <w:t>Кількість сприятливих розміщень (A і B поруч):</w:t>
-      </w:r>
-    </w:p>
-    <w:p>
-      <w:pPr>
-        <w:jc w:val="left"/>
-      </w:pPr>
-      <w:r>
-        <w:t>B може сидіти ліворуч або праворуч від A 2 варіанти.</w:t>
-      </w:r>
-    </w:p>
-    <w:p>
-      <w:pPr>
-        <w:jc w:val="left"/>
-      </w:pPr>
-      <w:r>
-        <w:t>Решту (N</w:t>
-      </w:r>
-      <w:r>
-        <w:rPr>
-          <w:lang w:val="ru-RU"/>
-        </w:rPr>
-        <w:t xml:space="preserve"> </w:t>
-      </w:r>
-      <w:r>
-        <w:t>–</w:t>
-      </w:r>
-      <w:r>
-        <w:rPr>
-          <w:lang w:val="ru-RU"/>
-        </w:rPr>
-        <w:t xml:space="preserve"> </w:t>
-      </w:r>
-      <w:r>
-        <w:t>2) людей можна розсадити на місцях, що залишилися, (N</w:t>
-      </w:r>
-      <w:r>
-        <w:rPr>
-          <w:lang w:val="ru-RU"/>
-        </w:rPr>
-        <w:t xml:space="preserve"> </w:t>
-      </w:r>
-      <w:r>
-        <w:t>–</w:t>
-      </w:r>
-      <w:r>
-        <w:rPr>
-          <w:lang w:val="ru-RU"/>
-        </w:rPr>
-        <w:t xml:space="preserve"> </w:t>
-      </w:r>
-      <w:r>
-        <w:t>2)! способами.</w:t>
-      </w:r>
-    </w:p>
-    <w:p>
-      <w:pPr>
-        <w:jc w:val="left"/>
-        <w:rPr>
-          <w:lang w:val="en-US"/>
-        </w:rPr>
-      </w:pPr>
-      <w:r>
-        <w:rPr>
-          <w:lang w:val="ru-RU"/>
-        </w:rPr>
-        <w:t>2 х (</w:t>
-      </w:r>
-      <w:r>
-        <w:rPr>
-          <w:lang w:val="en-US"/>
-        </w:rPr>
-        <w:t>N - 2</w:t>
-      </w:r>
-      <w:r>
-        <w:rPr>
-          <w:lang w:val="ru-RU"/>
-        </w:rPr>
-        <w:t>)</w:t>
-      </w:r>
-      <w:r>
-        <w:rPr>
-          <w:lang w:val="en-US"/>
-        </w:rPr>
-        <w:t>!</w:t>
-      </w:r>
-    </w:p>
-    <w:p>
-      <w:pPr>
-        <w:jc w:val="left"/>
-        <w:rPr>
-          <w:lang w:val="ru-RU"/>
-        </w:rPr>
-      </w:pPr>
-      <w:r>
-        <w:t>Ймовірність: (</w:t>
-      </w:r>
-      <w:r>
-        <w:rPr>
-          <w:lang w:val="ru-RU"/>
-        </w:rPr>
-        <w:t>2 х (</w:t>
-      </w:r>
-      <w:r>
-        <w:rPr>
-          <w:lang w:val="en-US"/>
-        </w:rPr>
-        <w:t>N</w:t>
-      </w:r>
-      <w:r>
-        <w:rPr>
-          <w:lang w:val="ru-RU"/>
-        </w:rPr>
-        <w:t xml:space="preserve"> - 2</w:t>
-      </w:r>
-      <w:r>
-        <w:rPr>
-          <w:lang w:val="ru-RU"/>
-        </w:rPr>
-        <w:t>)</w:t>
-      </w:r>
-      <w:r>
-        <w:rPr>
-          <w:lang w:val="ru-RU"/>
-        </w:rPr>
-        <w:t>!</w:t>
-      </w:r>
-      <w:r>
-        <w:t>)</w:t>
-      </w:r>
-      <w:r>
-        <w:rPr>
-          <w:lang w:val="ru-RU"/>
-        </w:rPr>
-        <w:t xml:space="preserve"> / </w:t>
-      </w:r>
-      <w:r>
-        <w:rPr>
-          <w:lang w:val="ru-RU"/>
-        </w:rPr>
-        <w:t>(</w:t>
-      </w:r>
-      <w:r>
-        <w:rPr>
-          <w:lang w:val="en-GB"/>
-        </w:rPr>
-        <w:t>N</w:t>
-      </w:r>
-      <w:r>
-        <w:rPr>
-          <w:lang w:val="ru-RU"/>
-        </w:rPr>
-        <w:t xml:space="preserve"> – 1)!</w:t>
-      </w:r>
-      <w:r>
-        <w:rPr>
-          <w:lang w:val="ru-RU"/>
-        </w:rPr>
-        <w:t xml:space="preserve"> = 2 /</w:t>
-      </w:r>
-      <w:r>
-        <w:rPr>
-          <w:lang w:val="en-GB"/>
-        </w:rPr>
-        <w:t xml:space="preserve"> </w:t>
-      </w:r>
-      <w:r>
-        <w:rPr>
-          <w:lang w:val="ru-RU"/>
-        </w:rPr>
-        <w:t>(</w:t>
-      </w:r>
-      <w:r>
-        <w:rPr>
-          <w:lang w:val="en-GB"/>
-        </w:rPr>
-        <w:t>N</w:t>
-      </w:r>
-      <w:r>
-        <w:rPr>
-          <w:lang w:val="ru-RU"/>
-        </w:rPr>
-        <w:t xml:space="preserve"> – 1)!</w:t>
-      </w:r>
-    </w:p>
-    <w:p>
-      <w:pPr>
-        <w:jc w:val="left"/>
-        <w:rPr>
-          <w:lang w:val="en-GB"/>
-        </w:rPr>
-      </w:pPr>
-      <w:r>
-        <w:t>Відповідь:</w:t>
-      </w:r>
-      <w:r>
-        <w:rPr>
-          <w:lang w:val="en-GB"/>
-        </w:rPr>
-        <w:t xml:space="preserve"> </w:t>
-      </w:r>
-      <w:r>
-        <w:rPr>
-          <w:lang w:val="ru-RU"/>
-        </w:rPr>
-        <w:t>2 /</w:t>
-      </w:r>
-      <w:r>
-        <w:rPr>
-          <w:lang w:val="en-GB"/>
-        </w:rPr>
-        <w:t xml:space="preserve"> </w:t>
-      </w:r>
-      <w:r>
-        <w:rPr>
-          <w:lang w:val="ru-RU"/>
-        </w:rPr>
-        <w:t>(</w:t>
-      </w:r>
-      <w:r>
-        <w:rPr>
-          <w:lang w:val="en-GB"/>
-        </w:rPr>
-        <w:t>N</w:t>
-      </w:r>
-      <w:r>
-        <w:rPr>
-          <w:lang w:val="ru-RU"/>
-        </w:rPr>
-        <w:t xml:space="preserve"> – 1)!</w:t>
-      </w:r>
-    </w:p>
-    <w:p>
-      <w:pPr>
-        <w:jc w:val="left"/>
-      </w:pPr>
-    </w:p>
-    <w:p>
-      <w:pPr>
-        <w:jc w:val="left"/>
+        </w:rPr>
+      </w:pPr>
+      <w:r>
         <w:rPr>
           <w:b/>
           <w:bCs/>
-        </w:rPr>
-      </w:pPr>
-      <w:proofErr w:type="spellStart"/>
+          <w:lang w:val="ru-RU"/>
+        </w:rPr>
+        <w:t xml:space="preserve">Варіант </w:t>
+      </w:r>
       <w:r>
         <w:rPr>
           <w:b/>
           <w:bCs/>
-          <w:lang w:val="ru-RU"/>
-        </w:rPr>
-        <w:t>Варіант</w:t>
-      </w:r>
-      <w:proofErr w:type="spellEnd"/>
-      <w:r>
-        <w:rPr>
-          <w:b/>
-          <w:bCs/>
-          <w:lang w:val="ru-RU"/>
-        </w:rPr>
-        <w:t xml:space="preserve"> </w:t>
-      </w:r>
-      <w:r>
-        <w:rPr>
-          <w:b/>
-          <w:bCs/>
         </w:rPr>
         <w:t>4</w:t>
       </w:r>
@@ -1719,19 +1728,11 @@
           <w:lang w:val="ru-RU"/>
         </w:rPr>
       </w:pPr>
-      <w:proofErr w:type="spellStart"/>
-      <w:r>
-        <w:rPr>
-          <w:lang w:val="ru-RU"/>
-        </w:rPr>
-        <w:t>Умова</w:t>
-      </w:r>
-      <w:proofErr w:type="spellEnd"/>
-      <w:r>
-        <w:rPr>
-          <w:lang w:val="ru-RU"/>
-        </w:rPr>
-        <w:t>:</w:t>
+      <w:r>
+        <w:rPr>
+          <w:lang w:val="ru-RU"/>
+        </w:rPr>
+        <w:t>Умова:</w:t>
       </w:r>
     </w:p>
     <w:p>
@@ -1762,13 +1763,36 @@
           <w:lang w:val="ru-RU"/>
         </w:rPr>
       </w:pPr>
-      <w:r>
+    </w:p>
+    <w:p>
+      <w:pPr>
+        <w:jc w:val="left"/>
         <w:rPr>
           <w:rFonts w:ascii="TimesNewRomanPSMT" w:hAnsi="TimesNewRomanPSMT"/>
           <w:color w:val="000000"/>
           <w:szCs w:val="28"/>
           <w:lang w:val="ru-RU"/>
         </w:rPr>
+      </w:pPr>
+    </w:p>
+    <w:p>
+      <w:pPr>
+        <w:jc w:val="left"/>
+        <w:rPr>
+          <w:rFonts w:ascii="TimesNewRomanPSMT" w:hAnsi="TimesNewRomanPSMT"/>
+          <w:color w:val="000000"/>
+          <w:szCs w:val="28"/>
+          <w:lang w:val="ru-RU"/>
+        </w:rPr>
+      </w:pPr>
+      <w:r>
+        <w:rPr>
+          <w:rFonts w:ascii="TimesNewRomanPSMT" w:hAnsi="TimesNewRomanPSMT"/>
+          <w:color w:val="000000"/>
+          <w:szCs w:val="28"/>
+          <w:lang w:val="ru-RU"/>
+        </w:rPr>
+        <w:lastRenderedPageBreak/>
         <w:t>Дано:</w:t>
       </w:r>
     </w:p>
@@ -1801,13 +1825,8 @@
       </w:r>
       <w:r>
         <w:br/>
-        <w:t xml:space="preserve">Кожна з 3 цифр вибирається </w:t>
-      </w:r>
-      <w:proofErr w:type="spellStart"/>
-      <w:r>
-        <w:t>незалежн</w:t>
-      </w:r>
-      <w:proofErr w:type="spellEnd"/>
+        <w:t>Кожна з 3 цифр вибирається незалежн</w:t>
+      </w:r>
       <w:r>
         <w:rPr>
           <w:lang w:val="ru-RU"/>
@@ -1820,7 +1839,7 @@
     </w:p>
     <w:p>
       <w:pPr>
-        <w:jc w:val="left"/>
+        <w:jc w:val="center"/>
       </w:pPr>
       <w:r>
         <w:t>9</w:t>
@@ -1829,7 +1848,19 @@
         <w:rPr>
           <w:lang w:val="ru-RU"/>
         </w:rPr>
-        <w:t xml:space="preserve"> х </w:t>
+        <w:t xml:space="preserve"> </w:t>
+      </w:r>
+      <w:r>
+        <w:rPr>
+          <w:rFonts w:ascii="Cambria Math" w:hAnsi="Cambria Math" w:cs="Cambria Math"/>
+        </w:rPr>
+        <w:t>⋅</w:t>
+      </w:r>
+      <w:r>
+        <w:rPr>
+          <w:lang w:val="ru-RU"/>
+        </w:rPr>
+        <w:t xml:space="preserve"> </w:t>
       </w:r>
       <w:r>
         <w:t>9</w:t>
@@ -1838,7 +1869,19 @@
         <w:rPr>
           <w:lang w:val="ru-RU"/>
         </w:rPr>
-        <w:t xml:space="preserve"> х </w:t>
+        <w:t xml:space="preserve"> </w:t>
+      </w:r>
+      <w:r>
+        <w:rPr>
+          <w:rFonts w:ascii="Cambria Math" w:hAnsi="Cambria Math" w:cs="Cambria Math"/>
+        </w:rPr>
+        <w:t>⋅</w:t>
+      </w:r>
+      <w:r>
+        <w:rPr>
+          <w:lang w:val="ru-RU"/>
+        </w:rPr>
+        <w:t xml:space="preserve"> </w:t>
       </w:r>
       <w:r>
         <w:t>9</w:t>
@@ -1880,23 +1923,15 @@
     </w:p>
     <w:p>
       <w:pPr>
-        <w:jc w:val="left"/>
-      </w:pPr>
-      <w:r>
-        <w:t xml:space="preserve">a </w:t>
-      </w:r>
-      <w:proofErr w:type="spellStart"/>
-      <w:r>
-        <w:t>a</w:t>
-      </w:r>
-      <w:proofErr w:type="spellEnd"/>
-      <w:r>
-        <w:t xml:space="preserve"> b (перші дві цифри однакові, третя інша)</w:t>
-      </w:r>
-    </w:p>
-    <w:p>
-      <w:pPr>
-        <w:jc w:val="left"/>
+        <w:jc w:val="center"/>
+      </w:pPr>
+      <w:r>
+        <w:t>a a b (перші дві цифри однакові, третя інша)</w:t>
+      </w:r>
+    </w:p>
+    <w:p>
+      <w:pPr>
+        <w:jc w:val="center"/>
       </w:pPr>
       <w:r>
         <w:t>a b a</w:t>
@@ -1904,32 +1939,18 @@
     </w:p>
     <w:p>
       <w:pPr>
-        <w:jc w:val="left"/>
-      </w:pPr>
-      <w:r>
-        <w:lastRenderedPageBreak/>
-        <w:t xml:space="preserve">b a </w:t>
-      </w:r>
-      <w:proofErr w:type="spellStart"/>
-      <w:r>
-        <w:t>a</w:t>
-      </w:r>
-      <w:proofErr w:type="spellEnd"/>
-    </w:p>
-    <w:p>
-      <w:pPr>
-        <w:jc w:val="left"/>
-      </w:pPr>
-      <w:r>
-        <w:t xml:space="preserve">Для шаблону типу a </w:t>
-      </w:r>
-      <w:proofErr w:type="spellStart"/>
-      <w:r>
-        <w:t>a</w:t>
-      </w:r>
-      <w:proofErr w:type="spellEnd"/>
-      <w:r>
-        <w:t xml:space="preserve"> b:</w:t>
+        <w:jc w:val="center"/>
+      </w:pPr>
+      <w:r>
+        <w:t>b a a</w:t>
+      </w:r>
+    </w:p>
+    <w:p>
+      <w:pPr>
+        <w:jc w:val="left"/>
+      </w:pPr>
+      <w:r>
+        <w:t>Для шаблону типу a a b:</w:t>
       </w:r>
     </w:p>
     <w:p>
@@ -1955,7 +1976,19 @@
         <w:rPr>
           <w:lang w:val="ru-RU"/>
         </w:rPr>
-        <w:t xml:space="preserve"> х </w:t>
+        <w:t xml:space="preserve"> </w:t>
+      </w:r>
+      <w:r>
+        <w:rPr>
+          <w:rFonts w:ascii="Cambria Math" w:hAnsi="Cambria Math" w:cs="Cambria Math"/>
+        </w:rPr>
+        <w:t>⋅</w:t>
+      </w:r>
+      <w:r>
+        <w:rPr>
+          <w:lang w:val="ru-RU"/>
+        </w:rPr>
+        <w:t xml:space="preserve"> </w:t>
       </w:r>
       <w:r>
         <w:t>8</w:t>
@@ -1984,59 +2017,49 @@
         <w:jc w:val="left"/>
       </w:pPr>
       <w:r>
-        <w:t xml:space="preserve">Шаблони: (a </w:t>
-      </w:r>
-      <w:proofErr w:type="spellStart"/>
-      <w:r>
-        <w:t>a</w:t>
-      </w:r>
-      <w:proofErr w:type="spellEnd"/>
-      <w:r>
-        <w:t xml:space="preserve"> b), (a b a), (b a a) — 3 шаблони.</w:t>
-      </w:r>
-    </w:p>
-    <w:p>
-      <w:pPr>
-        <w:jc w:val="left"/>
-        <w:rPr>
-          <w:lang w:val="ru-RU"/>
-        </w:rPr>
-      </w:pPr>
-      <w:r>
-        <w:rPr>
-          <w:lang w:val="ru-RU"/>
-        </w:rPr>
-        <w:t>3 х 72 = 216</w:t>
-      </w:r>
-    </w:p>
-    <w:p>
-      <w:pPr>
-        <w:jc w:val="left"/>
-      </w:pPr>
-      <w:proofErr w:type="spellStart"/>
-      <w:r>
-        <w:rPr>
-          <w:lang w:val="ru-RU"/>
-        </w:rPr>
+        <w:t>Шаблони: (a a b), (a b a), (b a a) — 3 шаблони.</w:t>
+      </w:r>
+    </w:p>
+    <w:p>
+      <w:pPr>
+        <w:jc w:val="center"/>
+      </w:pPr>
+      <w:r>
+        <w:t xml:space="preserve">3 </w:t>
+      </w:r>
+      <w:r>
+        <w:rPr>
+          <w:rFonts w:ascii="Cambria Math" w:hAnsi="Cambria Math" w:cs="Cambria Math"/>
+        </w:rPr>
+        <w:t>⋅</w:t>
+      </w:r>
+      <w:r>
+        <w:t xml:space="preserve"> 72 = 216</w:t>
+      </w:r>
+    </w:p>
+    <w:p>
+      <w:pPr>
+        <w:jc w:val="left"/>
+      </w:pPr>
+      <w:r>
         <w:t>Ймов</w:t>
       </w:r>
-      <w:proofErr w:type="spellEnd"/>
       <w:r>
         <w:t>і</w:t>
       </w:r>
-      <w:proofErr w:type="spellStart"/>
-      <w:r>
-        <w:rPr>
-          <w:lang w:val="ru-RU"/>
-        </w:rPr>
+      <w:r>
         <w:t>рн</w:t>
       </w:r>
       <w:r>
-        <w:t>ість</w:t>
-      </w:r>
-      <w:proofErr w:type="spellEnd"/>
-      <w:r>
-        <w:t>: 216 / 729 = 8 / 27</w:t>
+        <w:t xml:space="preserve">ість: </w:t>
+      </w:r>
+    </w:p>
+    <w:p>
+      <w:pPr>
+        <w:jc w:val="center"/>
+      </w:pPr>
+      <w:r>
+        <w:t>216 / 729 = 8 / 27</w:t>
       </w:r>
     </w:p>
     <w:p>
@@ -2060,28 +2083,17 @@
           <w:bCs/>
         </w:rPr>
       </w:pPr>
-      <w:proofErr w:type="spellStart"/>
       <w:r>
         <w:rPr>
           <w:b/>
           <w:bCs/>
-          <w:lang w:val="ru-RU"/>
-        </w:rPr>
-        <w:t>Варіант</w:t>
-      </w:r>
-      <w:proofErr w:type="spellEnd"/>
+        </w:rPr>
+        <w:t xml:space="preserve">Варіант </w:t>
+      </w:r>
       <w:r>
         <w:rPr>
           <w:b/>
           <w:bCs/>
-          <w:lang w:val="ru-RU"/>
-        </w:rPr>
-        <w:t xml:space="preserve"> </w:t>
-      </w:r>
-      <w:r>
-        <w:rPr>
-          <w:b/>
-          <w:bCs/>
         </w:rPr>
         <w:t>5</w:t>
       </w:r>
@@ -2099,15 +2111,7 @@
         <w:jc w:val="left"/>
       </w:pPr>
       <w:r>
-        <w:t>Власник однієї карточки лотереї «</w:t>
-      </w:r>
-      <w:proofErr w:type="spellStart"/>
-      <w:r>
-        <w:t>Спортлото</w:t>
-      </w:r>
-      <w:proofErr w:type="spellEnd"/>
-      <w:r>
-        <w:t>» (6 з 49) закреслює 6 номерів. Яка ймовірність того, що він угадає: а) всі 6 номерів в черговому тиражі; б) 5 чи 6 номерів; в) хоча б один номер; г) рівно 2 номери; д) не менше 4 номерів.</w:t>
+        <w:t>Власник однієї карточки лотереї «Спортлото» (6 з 49) закреслює 6 номерів. Яка ймовірність того, що він угадає: а) всі 6 номерів в черговому тиражі; б) 5 чи 6 номерів; в) хоча б один номер; г) рівно 2 номери; д) не менше 4 номерів.</w:t>
       </w:r>
     </w:p>
     <w:p>
@@ -2127,6 +2131,7 @@
         <w:jc w:val="left"/>
       </w:pPr>
       <w:r>
+        <w:lastRenderedPageBreak/>
         <w:t>Розв’язання:</w:t>
       </w:r>
     </w:p>
@@ -2140,7 +2145,7 @@
     </w:p>
     <w:p>
       <w:pPr>
-        <w:jc w:val="left"/>
+        <w:jc w:val="center"/>
       </w:pPr>
       <w:r>
         <w:t>С</w:t>
@@ -2168,7 +2173,7 @@
     </w:p>
     <w:p>
       <w:pPr>
-        <w:jc w:val="left"/>
+        <w:jc w:val="center"/>
         <w:rPr>
           <w:lang w:val="ru-RU"/>
         </w:rPr>
@@ -2189,10 +2194,16 @@
         <w:t>6</w:t>
       </w:r>
       <w:r>
-        <w:t xml:space="preserve"> х </w:t>
-      </w:r>
-      <w:r>
-        <w:t>С</w:t>
+        <w:t xml:space="preserve"> </w:t>
+      </w:r>
+      <w:r>
+        <w:rPr>
+          <w:rFonts w:ascii="Cambria Math" w:hAnsi="Cambria Math" w:cs="Cambria Math"/>
+        </w:rPr>
+        <w:t>⋅</w:t>
+      </w:r>
+      <w:r>
+        <w:t xml:space="preserve"> С</w:t>
       </w:r>
       <w:r>
         <w:rPr>
@@ -2289,12 +2300,68 @@
     <w:p>
       <w:pPr>
         <w:jc w:val="left"/>
-        <w:rPr>
-          <w:lang w:val="ru-RU"/>
-        </w:rPr>
-      </w:pPr>
-      <w:r>
-        <w:t>5 номерів: (</w:t>
+      </w:pPr>
+      <w:r>
+        <w:t xml:space="preserve">5 номерів: </w:t>
+      </w:r>
+    </w:p>
+    <w:p>
+      <w:pPr>
+        <w:jc w:val="center"/>
+        <w:rPr>
+          <w:lang w:val="ru-RU"/>
+        </w:rPr>
+      </w:pPr>
+      <w:r>
+        <w:t>(С</w:t>
+      </w:r>
+      <w:r>
+        <w:rPr>
+          <w:vertAlign w:val="subscript"/>
+        </w:rPr>
+        <w:t>6</w:t>
+      </w:r>
+      <w:r>
+        <w:rPr>
+          <w:vertAlign w:val="superscript"/>
+        </w:rPr>
+        <w:t>5</w:t>
+      </w:r>
+      <w:r>
+        <w:t xml:space="preserve"> </w:t>
+      </w:r>
+      <w:r>
+        <w:rPr>
+          <w:rFonts w:ascii="Cambria Math" w:hAnsi="Cambria Math" w:cs="Cambria Math"/>
+        </w:rPr>
+        <w:t>⋅</w:t>
+      </w:r>
+      <w:r>
+        <w:t xml:space="preserve"> С</w:t>
+      </w:r>
+      <w:r>
+        <w:rPr>
+          <w:vertAlign w:val="subscript"/>
+        </w:rPr>
+        <w:t>43</w:t>
+      </w:r>
+      <w:r>
+        <w:rPr>
+          <w:vertAlign w:val="superscript"/>
+        </w:rPr>
+        <w:t>1</w:t>
+      </w:r>
+      <w:r>
+        <w:rPr>
+          <w:lang w:val="ru-RU"/>
+        </w:rPr>
+        <w:t xml:space="preserve">) </w:t>
+      </w:r>
+      <w:r>
+        <w:rPr>
+          <w:lang w:val="ru-RU"/>
+        </w:rPr>
+        <w:t xml:space="preserve">/ </w:t>
       </w:r>
       <w:r>
         <w:t>С</w:t>
@@ -2303,132 +2370,102 @@
         <w:rPr>
           <w:vertAlign w:val="subscript"/>
         </w:rPr>
+        <w:t>4</w:t>
+      </w:r>
+      <w:r>
+        <w:rPr>
+          <w:vertAlign w:val="subscript"/>
+          <w:lang w:val="ru-RU"/>
+        </w:rPr>
+        <w:t>9</w:t>
+      </w:r>
+      <w:r>
+        <w:rPr>
+          <w:vertAlign w:val="superscript"/>
+          <w:lang w:val="ru-RU"/>
+        </w:rPr>
         <w:t>6</w:t>
       </w:r>
       <w:r>
         <w:rPr>
+          <w:lang w:val="ru-RU"/>
+        </w:rPr>
+        <w:t xml:space="preserve">= </w:t>
+      </w:r>
+      <w:r>
+        <w:rPr>
+          <w:lang w:val="ru-RU"/>
+        </w:rPr>
+        <w:t xml:space="preserve">6 </w:t>
+      </w:r>
+      <w:r>
+        <w:rPr>
+          <w:rFonts w:ascii="Cambria Math" w:hAnsi="Cambria Math" w:cs="Cambria Math"/>
+        </w:rPr>
+        <w:t>⋅</w:t>
+      </w:r>
+      <w:r>
+        <w:rPr>
+          <w:lang w:val="ru-RU"/>
+        </w:rPr>
+        <w:t xml:space="preserve"> 43 = 258 </w:t>
+      </w:r>
+      <w:r>
+        <w:rPr>
+          <w:lang w:val="ru-RU"/>
+        </w:rPr>
+        <w:t xml:space="preserve">/ </w:t>
+      </w:r>
+      <w:r>
+        <w:t>С</w:t>
+      </w:r>
+      <w:r>
+        <w:rPr>
+          <w:vertAlign w:val="subscript"/>
+        </w:rPr>
+        <w:t>4</w:t>
+      </w:r>
+      <w:r>
+        <w:rPr>
+          <w:vertAlign w:val="subscript"/>
+          <w:lang w:val="ru-RU"/>
+        </w:rPr>
+        <w:t>9</w:t>
+      </w:r>
+      <w:r>
+        <w:rPr>
           <w:vertAlign w:val="superscript"/>
-        </w:rPr>
-        <w:t>5</w:t>
-      </w:r>
-      <w:r>
-        <w:t xml:space="preserve"> х С</w:t>
-      </w:r>
-      <w:r>
-        <w:rPr>
-          <w:vertAlign w:val="subscript"/>
-        </w:rPr>
-        <w:t>43</w:t>
-      </w:r>
-      <w:r>
-        <w:rPr>
-          <w:vertAlign w:val="superscript"/>
-        </w:rPr>
-        <w:t>1</w:t>
-      </w:r>
-      <w:r>
-        <w:rPr>
-          <w:lang w:val="ru-RU"/>
-        </w:rPr>
-        <w:t xml:space="preserve">) </w:t>
-      </w:r>
-      <w:r>
-        <w:rPr>
-          <w:lang w:val="ru-RU"/>
-        </w:rPr>
-        <w:t xml:space="preserve">/ </w:t>
-      </w:r>
-      <w:r>
-        <w:t>С</w:t>
-      </w:r>
-      <w:r>
-        <w:rPr>
-          <w:vertAlign w:val="subscript"/>
-        </w:rPr>
-        <w:t>4</w:t>
-      </w:r>
-      <w:r>
-        <w:rPr>
-          <w:vertAlign w:val="subscript"/>
-          <w:lang w:val="ru-RU"/>
-        </w:rPr>
-        <w:t>9</w:t>
-      </w:r>
-      <w:r>
-        <w:rPr>
-          <w:vertAlign w:val="superscript"/>
           <w:lang w:val="ru-RU"/>
         </w:rPr>
         <w:t>6</w:t>
       </w:r>
-      <w:r>
-        <w:rPr>
-          <w:lang w:val="ru-RU"/>
-        </w:rPr>
-        <w:t xml:space="preserve">= </w:t>
-      </w:r>
-      <w:r>
-        <w:rPr>
-          <w:lang w:val="ru-RU"/>
-        </w:rPr>
-        <w:t xml:space="preserve">6 х 43 = 258 </w:t>
-      </w:r>
-      <w:r>
-        <w:rPr>
-          <w:lang w:val="ru-RU"/>
-        </w:rPr>
-        <w:t xml:space="preserve">/ </w:t>
-      </w:r>
-      <w:r>
-        <w:t>С</w:t>
-      </w:r>
-      <w:r>
-        <w:rPr>
-          <w:vertAlign w:val="subscript"/>
-        </w:rPr>
-        <w:t>4</w:t>
-      </w:r>
-      <w:r>
-        <w:rPr>
-          <w:vertAlign w:val="subscript"/>
-          <w:lang w:val="ru-RU"/>
-        </w:rPr>
-        <w:t>9</w:t>
-      </w:r>
-      <w:r>
-        <w:rPr>
-          <w:vertAlign w:val="superscript"/>
-          <w:lang w:val="ru-RU"/>
-        </w:rPr>
-        <w:t>6</w:t>
-      </w:r>
-    </w:p>
-    <w:p>
-      <w:pPr>
-        <w:jc w:val="left"/>
-        <w:rPr>
-          <w:lang w:val="ru-RU"/>
-        </w:rPr>
-      </w:pPr>
-      <w:r>
-        <w:rPr>
-          <w:lang w:val="ru-RU"/>
-        </w:rPr>
-        <w:t xml:space="preserve">5 та 6 </w:t>
-      </w:r>
-      <w:proofErr w:type="spellStart"/>
-      <w:r>
-        <w:rPr>
-          <w:lang w:val="ru-RU"/>
-        </w:rPr>
-        <w:t>номерів</w:t>
-      </w:r>
-      <w:proofErr w:type="spellEnd"/>
-      <w:r>
-        <w:rPr>
-          <w:lang w:val="ru-RU"/>
-        </w:rPr>
-        <w:t xml:space="preserve">: (258 + </w:t>
+    </w:p>
+    <w:p>
+      <w:pPr>
+        <w:jc w:val="left"/>
+        <w:rPr>
+          <w:lang w:val="ru-RU"/>
+        </w:rPr>
+      </w:pPr>
+      <w:r>
+        <w:rPr>
+          <w:lang w:val="ru-RU"/>
+        </w:rPr>
+        <w:t>5 та 6 номерів:</w:t>
+      </w:r>
+    </w:p>
+    <w:p>
+      <w:pPr>
+        <w:jc w:val="center"/>
+        <w:rPr>
+          <w:lang w:val="ru-RU"/>
+        </w:rPr>
+      </w:pPr>
+      <w:r>
+        <w:rPr>
+          <w:lang w:val="ru-RU"/>
+        </w:rPr>
+        <w:t xml:space="preserve">(258 + </w:t>
       </w:r>
       <w:r>
         <w:rPr>
@@ -2524,7 +2561,6 @@
         </w:rPr>
         <w:t xml:space="preserve">в) </w:t>
       </w:r>
-      <w:proofErr w:type="spellStart"/>
       <w:r>
         <w:rPr>
           <w:rFonts w:ascii="TimesNewRomanPS-BoldMT" w:hAnsi="TimesNewRomanPS-BoldMT"/>
@@ -2532,49 +2568,47 @@
           <w:szCs w:val="28"/>
           <w:lang w:val="ru-RU"/>
         </w:rPr>
-        <w:t>Вгадати</w:t>
-      </w:r>
-      <w:proofErr w:type="spellEnd"/>
+        <w:t>Вгадати х</w:t>
+      </w:r>
       <w:r>
         <w:rPr>
           <w:rFonts w:ascii="TimesNewRomanPS-BoldMT" w:hAnsi="TimesNewRomanPS-BoldMT"/>
           <w:color w:val="000000"/>
           <w:szCs w:val="28"/>
-          <w:lang w:val="ru-RU"/>
-        </w:rPr>
-        <w:t xml:space="preserve"> х</w:t>
-      </w:r>
-      <w:proofErr w:type="spellStart"/>
+        </w:rPr>
+        <w:t>оча б 1 номер:</w:t>
+      </w:r>
       <w:r>
         <w:rPr>
           <w:rFonts w:ascii="TimesNewRomanPS-BoldMT" w:hAnsi="TimesNewRomanPS-BoldMT"/>
           <w:color w:val="000000"/>
           <w:szCs w:val="28"/>
         </w:rPr>
-        <w:t>оча</w:t>
-      </w:r>
-      <w:proofErr w:type="spellEnd"/>
-      <w:r>
+        <w:br/>
+        <w:t>Простіше через протилежну подію — не вгадати жодного:</w:t>
+      </w:r>
+    </w:p>
+    <w:p>
+      <w:pPr>
+        <w:jc w:val="left"/>
         <w:rPr>
           <w:rFonts w:ascii="TimesNewRomanPS-BoldMT" w:hAnsi="TimesNewRomanPS-BoldMT"/>
           <w:color w:val="000000"/>
           <w:szCs w:val="28"/>
         </w:rPr>
-        <w:t xml:space="preserve"> б 1 номер:</w:t>
-      </w:r>
+      </w:pPr>
       <w:r>
         <w:rPr>
           <w:rFonts w:ascii="TimesNewRomanPS-BoldMT" w:hAnsi="TimesNewRomanPS-BoldMT"/>
           <w:color w:val="000000"/>
           <w:szCs w:val="28"/>
         </w:rPr>
-        <w:br/>
-        <w:t>Простіше через протилежну подію — не вгадати жодного:</w:t>
-      </w:r>
-    </w:p>
-    <w:p>
-      <w:pPr>
-        <w:jc w:val="left"/>
+        <w:t xml:space="preserve">Жодного не вгадано: </w:t>
+      </w:r>
+    </w:p>
+    <w:p>
+      <w:pPr>
+        <w:jc w:val="center"/>
         <w:rPr>
           <w:rFonts w:ascii="TimesNewRomanPS-BoldMT" w:hAnsi="TimesNewRomanPS-BoldMT"/>
           <w:color w:val="000000"/>
@@ -2582,14 +2616,6 @@
           <w:lang w:val="ru-RU"/>
         </w:rPr>
       </w:pPr>
-      <w:r>
-        <w:rPr>
-          <w:rFonts w:ascii="TimesNewRomanPS-BoldMT" w:hAnsi="TimesNewRomanPS-BoldMT"/>
-          <w:color w:val="000000"/>
-          <w:szCs w:val="28"/>
-        </w:rPr>
-        <w:t xml:space="preserve">Жодного не вгадано: </w:t>
-      </w:r>
       <w:r>
         <w:rPr>
           <w:rFonts w:ascii="TimesNewRomanPS-BoldMT" w:hAnsi="TimesNewRomanPS-BoldMT"/>
@@ -2627,11 +2653,17 @@
       </w:r>
       <w:r>
         <w:rPr>
+          <w:rFonts w:ascii="Cambria Math" w:hAnsi="Cambria Math" w:cs="Cambria Math"/>
+        </w:rPr>
+        <w:t>⋅</w:t>
+      </w:r>
+      <w:r>
+        <w:rPr>
           <w:rFonts w:ascii="TimesNewRomanPS-BoldMT" w:hAnsi="TimesNewRomanPS-BoldMT"/>
           <w:color w:val="000000"/>
           <w:szCs w:val="28"/>
         </w:rPr>
-        <w:t>х С</w:t>
+        <w:t xml:space="preserve"> С</w:t>
       </w:r>
       <w:r>
         <w:rPr>
@@ -2715,7 +2747,35 @@
           <w:vertAlign w:val="subscript"/>
           <w:lang w:val="ru-RU"/>
         </w:rPr>
-        <w:t>4</w:t>
+        <w:t>43</w:t>
+      </w:r>
+      <w:r>
+        <w:rPr>
+          <w:rFonts w:ascii="TimesNewRomanPS-BoldMT" w:hAnsi="TimesNewRomanPS-BoldMT"/>
+          <w:color w:val="000000"/>
+          <w:szCs w:val="28"/>
+          <w:vertAlign w:val="superscript"/>
+          <w:lang w:val="ru-RU"/>
+        </w:rPr>
+        <w:t>6</w:t>
+      </w:r>
+      <w:r>
+        <w:rPr>
+          <w:rFonts w:ascii="TimesNewRomanPS-BoldMT" w:hAnsi="TimesNewRomanPS-BoldMT"/>
+          <w:color w:val="000000"/>
+          <w:szCs w:val="28"/>
+          <w:lang w:val="ru-RU"/>
+        </w:rPr>
+        <w:t xml:space="preserve"> / </w:t>
+      </w:r>
+      <w:r>
+        <w:rPr>
+          <w:rFonts w:ascii="TimesNewRomanPS-BoldMT" w:hAnsi="TimesNewRomanPS-BoldMT"/>
+          <w:color w:val="000000"/>
+          <w:szCs w:val="28"/>
+          <w:lang w:val="en-GB"/>
+        </w:rPr>
+        <w:t>C</w:t>
       </w:r>
       <w:r>
         <w:rPr>
@@ -2725,7 +2785,7 @@
           <w:vertAlign w:val="subscript"/>
           <w:lang w:val="ru-RU"/>
         </w:rPr>
-        <w:t>3</w:t>
+        <w:t>49</w:t>
       </w:r>
       <w:r>
         <w:rPr>
@@ -2737,14 +2797,45 @@
         </w:rPr>
         <w:t>6</w:t>
       </w:r>
-      <w:r>
+    </w:p>
+    <w:p>
+      <w:pPr>
+        <w:jc w:val="left"/>
         <w:rPr>
           <w:rFonts w:ascii="TimesNewRomanPS-BoldMT" w:hAnsi="TimesNewRomanPS-BoldMT"/>
           <w:color w:val="000000"/>
           <w:szCs w:val="28"/>
           <w:lang w:val="ru-RU"/>
         </w:rPr>
-        <w:t xml:space="preserve"> / </w:t>
+      </w:pPr>
+      <w:r>
+        <w:rPr>
+          <w:rFonts w:ascii="TimesNewRomanPS-BoldMT" w:hAnsi="TimesNewRomanPS-BoldMT"/>
+          <w:color w:val="000000"/>
+          <w:szCs w:val="28"/>
+          <w:lang w:val="ru-RU"/>
+        </w:rPr>
+        <w:t>Вгадати хоча б один:</w:t>
+      </w:r>
+    </w:p>
+    <w:p>
+      <w:pPr>
+        <w:jc w:val="center"/>
+        <w:rPr>
+          <w:rFonts w:ascii="TimesNewRomanPS-BoldMT" w:hAnsi="TimesNewRomanPS-BoldMT"/>
+          <w:color w:val="000000"/>
+          <w:szCs w:val="28"/>
+          <w:lang w:val="ru-RU"/>
+        </w:rPr>
+      </w:pPr>
+      <w:r>
+        <w:rPr>
+          <w:rFonts w:ascii="TimesNewRomanPS-BoldMT" w:hAnsi="TimesNewRomanPS-BoldMT"/>
+          <w:color w:val="000000"/>
+          <w:szCs w:val="28"/>
+          <w:lang w:val="ru-RU"/>
+        </w:rPr>
+        <w:t xml:space="preserve">1 - </w:t>
       </w:r>
       <w:r>
         <w:rPr>
@@ -2763,7 +2854,7 @@
           <w:vertAlign w:val="subscript"/>
           <w:lang w:val="ru-RU"/>
         </w:rPr>
-        <w:t>49</w:t>
+        <w:t>43</w:t>
       </w:r>
       <w:r>
         <w:rPr>
@@ -2775,65 +2866,14 @@
         </w:rPr>
         <w:t>6</w:t>
       </w:r>
-    </w:p>
-    <w:p>
-      <w:pPr>
-        <w:jc w:val="left"/>
+      <w:r>
         <w:rPr>
           <w:rFonts w:ascii="TimesNewRomanPS-BoldMT" w:hAnsi="TimesNewRomanPS-BoldMT"/>
           <w:color w:val="000000"/>
           <w:szCs w:val="28"/>
           <w:lang w:val="ru-RU"/>
         </w:rPr>
-      </w:pPr>
-      <w:proofErr w:type="spellStart"/>
-      <w:r>
-        <w:rPr>
-          <w:rFonts w:ascii="TimesNewRomanPS-BoldMT" w:hAnsi="TimesNewRomanPS-BoldMT"/>
-          <w:color w:val="000000"/>
-          <w:szCs w:val="28"/>
-          <w:lang w:val="ru-RU"/>
-        </w:rPr>
-        <w:t>Вгадати</w:t>
-      </w:r>
-      <w:proofErr w:type="spellEnd"/>
-      <w:r>
-        <w:rPr>
-          <w:rFonts w:ascii="TimesNewRomanPS-BoldMT" w:hAnsi="TimesNewRomanPS-BoldMT"/>
-          <w:color w:val="000000"/>
-          <w:szCs w:val="28"/>
-          <w:lang w:val="ru-RU"/>
-        </w:rPr>
-        <w:t xml:space="preserve"> </w:t>
-      </w:r>
-      <w:proofErr w:type="spellStart"/>
-      <w:r>
-        <w:rPr>
-          <w:rFonts w:ascii="TimesNewRomanPS-BoldMT" w:hAnsi="TimesNewRomanPS-BoldMT"/>
-          <w:color w:val="000000"/>
-          <w:szCs w:val="28"/>
-          <w:lang w:val="ru-RU"/>
-        </w:rPr>
-        <w:t>хоча</w:t>
-      </w:r>
-      <w:proofErr w:type="spellEnd"/>
-      <w:r>
-        <w:rPr>
-          <w:rFonts w:ascii="TimesNewRomanPS-BoldMT" w:hAnsi="TimesNewRomanPS-BoldMT"/>
-          <w:color w:val="000000"/>
-          <w:szCs w:val="28"/>
-          <w:lang w:val="ru-RU"/>
-        </w:rPr>
-        <w:t xml:space="preserve"> б один: </w:t>
-      </w:r>
-      <w:r>
-        <w:rPr>
-          <w:rFonts w:ascii="TimesNewRomanPS-BoldMT" w:hAnsi="TimesNewRomanPS-BoldMT"/>
-          <w:color w:val="000000"/>
-          <w:szCs w:val="28"/>
-          <w:lang w:val="ru-RU"/>
-        </w:rPr>
-        <w:t xml:space="preserve">1 - </w:t>
+        <w:t xml:space="preserve"> / </w:t>
       </w:r>
       <w:r>
         <w:rPr>
@@ -2852,7 +2892,7 @@
           <w:vertAlign w:val="subscript"/>
           <w:lang w:val="ru-RU"/>
         </w:rPr>
-        <w:t>43</w:t>
+        <w:t>49</w:t>
       </w:r>
       <w:r>
         <w:rPr>
@@ -2864,14 +2904,541 @@
         </w:rPr>
         <w:t>6</w:t>
       </w:r>
-      <w:r>
+    </w:p>
+    <w:p>
+      <w:pPr>
+        <w:jc w:val="left"/>
         <w:rPr>
           <w:rFonts w:ascii="TimesNewRomanPS-BoldMT" w:hAnsi="TimesNewRomanPS-BoldMT"/>
           <w:color w:val="000000"/>
           <w:szCs w:val="28"/>
           <w:lang w:val="ru-RU"/>
         </w:rPr>
+      </w:pPr>
+      <w:r>
+        <w:rPr>
+          <w:rFonts w:ascii="TimesNewRomanPS-BoldMT" w:hAnsi="TimesNewRomanPS-BoldMT"/>
+          <w:color w:val="000000"/>
+          <w:szCs w:val="28"/>
+        </w:rPr>
+        <w:t>г) Рівно 2 номери:</w:t>
+      </w:r>
+      <w:r>
+        <w:rPr>
+          <w:rFonts w:ascii="TimesNewRomanPS-BoldMT" w:hAnsi="TimesNewRomanPS-BoldMT"/>
+          <w:color w:val="000000"/>
+          <w:szCs w:val="28"/>
+          <w:lang w:val="ru-RU"/>
+        </w:rPr>
+        <w:t xml:space="preserve"> </w:t>
+      </w:r>
+    </w:p>
+    <w:p>
+      <w:pPr>
+        <w:jc w:val="center"/>
+        <w:rPr>
+          <w:lang w:val="ru-RU"/>
+        </w:rPr>
+      </w:pPr>
+      <w:r>
+        <w:t>(С</w:t>
+      </w:r>
+      <w:r>
+        <w:rPr>
+          <w:vertAlign w:val="subscript"/>
+        </w:rPr>
+        <w:t>6</w:t>
+      </w:r>
+      <w:r>
+        <w:rPr>
+          <w:vertAlign w:val="superscript"/>
+          <w:lang w:val="ru-RU"/>
+        </w:rPr>
+        <w:t>2</w:t>
+      </w:r>
+      <w:r>
+        <w:t xml:space="preserve"> </w:t>
+      </w:r>
+      <w:r>
+        <w:rPr>
+          <w:rFonts w:ascii="Cambria Math" w:hAnsi="Cambria Math" w:cs="Cambria Math"/>
+        </w:rPr>
+        <w:t>⋅</w:t>
+      </w:r>
+      <w:r>
+        <w:t xml:space="preserve"> С</w:t>
+      </w:r>
+      <w:r>
+        <w:rPr>
+          <w:vertAlign w:val="subscript"/>
+        </w:rPr>
+        <w:t>43</w:t>
+      </w:r>
+      <w:r>
+        <w:rPr>
+          <w:vertAlign w:val="superscript"/>
+          <w:lang w:val="ru-RU"/>
+        </w:rPr>
+        <w:t>4</w:t>
+      </w:r>
+      <w:r>
+        <w:t>)</w:t>
+      </w:r>
+      <w:r>
+        <w:rPr>
+          <w:lang w:val="ru-RU"/>
+        </w:rPr>
         <w:t xml:space="preserve"> / </w:t>
+      </w:r>
+      <w:r>
+        <w:t>С</w:t>
+      </w:r>
+      <w:r>
+        <w:rPr>
+          <w:vertAlign w:val="subscript"/>
+        </w:rPr>
+        <w:t>4</w:t>
+      </w:r>
+      <w:r>
+        <w:rPr>
+          <w:vertAlign w:val="subscript"/>
+          <w:lang w:val="ru-RU"/>
+        </w:rPr>
+        <w:t>9</w:t>
+      </w:r>
+      <w:r>
+        <w:rPr>
+          <w:vertAlign w:val="superscript"/>
+          <w:lang w:val="ru-RU"/>
+        </w:rPr>
+        <w:t>6</w:t>
+      </w:r>
+    </w:p>
+    <w:p>
+      <w:pPr>
+        <w:jc w:val="left"/>
+        <w:rPr>
+          <w:rFonts w:ascii="TimesNewRomanPS-BoldMT" w:hAnsi="TimesNewRomanPS-BoldMT"/>
+          <w:color w:val="000000"/>
+          <w:szCs w:val="28"/>
+          <w:lang w:val="ru-RU"/>
+        </w:rPr>
+      </w:pPr>
+      <w:r>
+        <w:rPr>
+          <w:rFonts w:ascii="TimesNewRomanPS-BoldMT" w:hAnsi="TimesNewRomanPS-BoldMT"/>
+          <w:color w:val="000000"/>
+          <w:szCs w:val="28"/>
+        </w:rPr>
+        <w:t xml:space="preserve">г) </w:t>
+      </w:r>
+      <w:r>
+        <w:rPr>
+          <w:rFonts w:ascii="TimesNewRomanPS-BoldMT" w:hAnsi="TimesNewRomanPS-BoldMT"/>
+          <w:color w:val="000000"/>
+          <w:szCs w:val="28"/>
+        </w:rPr>
+        <w:t>Не менше 4 номерів:</w:t>
+      </w:r>
+    </w:p>
+    <w:p>
+      <w:pPr>
+        <w:jc w:val="left"/>
+        <w:rPr>
+          <w:lang w:val="ru-RU"/>
+        </w:rPr>
+      </w:pPr>
+      <w:r>
+        <w:rPr>
+          <w:lang w:val="ru-RU"/>
+        </w:rPr>
+        <w:t xml:space="preserve">4 номери: </w:t>
+      </w:r>
+    </w:p>
+    <w:p>
+      <w:pPr>
+        <w:jc w:val="center"/>
+        <w:rPr>
+          <w:lang w:val="ru-RU"/>
+        </w:rPr>
+      </w:pPr>
+      <w:r>
+        <w:t>(С</w:t>
+      </w:r>
+      <w:r>
+        <w:rPr>
+          <w:vertAlign w:val="subscript"/>
+        </w:rPr>
+        <w:t>6</w:t>
+      </w:r>
+      <w:r>
+        <w:rPr>
+          <w:vertAlign w:val="superscript"/>
+          <w:lang w:val="ru-RU"/>
+        </w:rPr>
+        <w:t>4</w:t>
+      </w:r>
+      <w:r>
+        <w:t xml:space="preserve"> </w:t>
+      </w:r>
+      <w:r>
+        <w:rPr>
+          <w:rFonts w:ascii="Cambria Math" w:hAnsi="Cambria Math" w:cs="Cambria Math"/>
+        </w:rPr>
+        <w:t>⋅</w:t>
+      </w:r>
+      <w:r>
+        <w:t xml:space="preserve"> С</w:t>
+      </w:r>
+      <w:r>
+        <w:rPr>
+          <w:vertAlign w:val="subscript"/>
+        </w:rPr>
+        <w:t>43</w:t>
+      </w:r>
+      <w:r>
+        <w:rPr>
+          <w:vertAlign w:val="superscript"/>
+          <w:lang w:val="ru-RU"/>
+        </w:rPr>
+        <w:t>2</w:t>
+      </w:r>
+      <w:r>
+        <w:t>)</w:t>
+      </w:r>
+      <w:r>
+        <w:rPr>
+          <w:lang w:val="ru-RU"/>
+        </w:rPr>
+        <w:t xml:space="preserve"> / </w:t>
+      </w:r>
+      <w:r>
+        <w:t>С</w:t>
+      </w:r>
+      <w:r>
+        <w:rPr>
+          <w:vertAlign w:val="subscript"/>
+        </w:rPr>
+        <w:t>4</w:t>
+      </w:r>
+      <w:r>
+        <w:rPr>
+          <w:vertAlign w:val="subscript"/>
+          <w:lang w:val="ru-RU"/>
+        </w:rPr>
+        <w:t>9</w:t>
+      </w:r>
+      <w:r>
+        <w:rPr>
+          <w:vertAlign w:val="superscript"/>
+          <w:lang w:val="ru-RU"/>
+        </w:rPr>
+        <w:t>6</w:t>
+      </w:r>
+      <w:r>
+        <w:rPr>
+          <w:lang w:val="ru-RU"/>
+        </w:rPr>
+        <w:t xml:space="preserve"> = 13545 </w:t>
+      </w:r>
+      <w:r>
+        <w:rPr>
+          <w:lang w:val="ru-RU"/>
+        </w:rPr>
+        <w:t>/</w:t>
+      </w:r>
+      <w:r>
+        <w:rPr>
+          <w:lang w:val="ru-RU"/>
+        </w:rPr>
+        <w:t xml:space="preserve"> </w:t>
+      </w:r>
+      <w:r>
+        <w:t>С</w:t>
+      </w:r>
+      <w:r>
+        <w:rPr>
+          <w:vertAlign w:val="subscript"/>
+        </w:rPr>
+        <w:t>4</w:t>
+      </w:r>
+      <w:r>
+        <w:rPr>
+          <w:vertAlign w:val="subscript"/>
+          <w:lang w:val="ru-RU"/>
+        </w:rPr>
+        <w:t>9</w:t>
+      </w:r>
+      <w:r>
+        <w:rPr>
+          <w:vertAlign w:val="superscript"/>
+          <w:lang w:val="ru-RU"/>
+        </w:rPr>
+        <w:t>6</w:t>
+      </w:r>
+    </w:p>
+    <w:p>
+      <w:pPr>
+        <w:jc w:val="left"/>
+        <w:rPr>
+          <w:lang w:val="ru-RU"/>
+        </w:rPr>
+      </w:pPr>
+      <w:r>
+        <w:rPr>
+          <w:lang w:val="ru-RU"/>
+        </w:rPr>
+        <w:t>4</w:t>
+      </w:r>
+      <w:r>
+        <w:rPr>
+          <w:lang w:val="ru-RU"/>
+        </w:rPr>
+        <w:t xml:space="preserve"> </w:t>
+      </w:r>
+      <w:r>
+        <w:rPr>
+          <w:lang w:val="ru-RU"/>
+        </w:rPr>
+        <w:t>або</w:t>
+      </w:r>
+      <w:r>
+        <w:rPr>
+          <w:lang w:val="ru-RU"/>
+        </w:rPr>
+        <w:t xml:space="preserve"> </w:t>
+      </w:r>
+      <w:r>
+        <w:rPr>
+          <w:lang w:val="ru-RU"/>
+        </w:rPr>
+        <w:t xml:space="preserve">5 </w:t>
+      </w:r>
+    </w:p>
+    <w:p>
+      <w:pPr>
+        <w:jc w:val="center"/>
+        <w:rPr>
+          <w:vertAlign w:val="superscript"/>
+          <w:lang w:val="ru-RU"/>
+        </w:rPr>
+      </w:pPr>
+      <w:r>
+        <w:rPr>
+          <w:lang w:val="ru-RU"/>
+        </w:rPr>
+        <w:t xml:space="preserve">6: 13545 + 258 + 1 </w:t>
+      </w:r>
+      <w:r>
+        <w:rPr>
+          <w:lang w:val="ru-RU"/>
+        </w:rPr>
+        <w:t xml:space="preserve">/ </w:t>
+      </w:r>
+      <w:r>
+        <w:t>С</w:t>
+      </w:r>
+      <w:r>
+        <w:rPr>
+          <w:vertAlign w:val="subscript"/>
+        </w:rPr>
+        <w:t>4</w:t>
+      </w:r>
+      <w:r>
+        <w:rPr>
+          <w:vertAlign w:val="subscript"/>
+          <w:lang w:val="ru-RU"/>
+        </w:rPr>
+        <w:t>9</w:t>
+      </w:r>
+      <w:r>
+        <w:rPr>
+          <w:vertAlign w:val="superscript"/>
+          <w:lang w:val="ru-RU"/>
+        </w:rPr>
+        <w:t>6</w:t>
+      </w:r>
+      <w:r>
+        <w:rPr>
+          <w:lang w:val="ru-RU"/>
+        </w:rPr>
+        <w:t xml:space="preserve"> = 13804 / </w:t>
+      </w:r>
+      <w:r>
+        <w:t>С</w:t>
+      </w:r>
+      <w:r>
+        <w:rPr>
+          <w:vertAlign w:val="subscript"/>
+        </w:rPr>
+        <w:t>4</w:t>
+      </w:r>
+      <w:r>
+        <w:rPr>
+          <w:vertAlign w:val="subscript"/>
+          <w:lang w:val="ru-RU"/>
+        </w:rPr>
+        <w:t>9</w:t>
+      </w:r>
+      <w:r>
+        <w:rPr>
+          <w:vertAlign w:val="superscript"/>
+          <w:lang w:val="ru-RU"/>
+        </w:rPr>
+        <w:t>6</w:t>
+      </w:r>
+    </w:p>
+    <w:p>
+      <w:pPr>
+        <w:jc w:val="left"/>
+        <w:rPr>
+          <w:rFonts w:ascii="TimesNewRomanPS-BoldMT" w:hAnsi="TimesNewRomanPS-BoldMT"/>
+          <w:color w:val="000000"/>
+          <w:szCs w:val="28"/>
+        </w:rPr>
+      </w:pPr>
+      <w:r>
+        <w:rPr>
+          <w:rFonts w:ascii="TimesNewRomanPS-BoldMT" w:hAnsi="TimesNewRomanPS-BoldMT"/>
+          <w:color w:val="000000"/>
+          <w:szCs w:val="28"/>
+          <w:lang w:val="ru-RU"/>
+        </w:rPr>
+        <w:t>В</w:t>
+      </w:r>
+      <w:r>
+        <w:rPr>
+          <w:rFonts w:ascii="TimesNewRomanPS-BoldMT" w:hAnsi="TimesNewRomanPS-BoldMT"/>
+          <w:color w:val="000000"/>
+          <w:szCs w:val="28"/>
+        </w:rPr>
+        <w:t>ідповіді:</w:t>
+      </w:r>
+      <w:r>
+        <w:rPr>
+          <w:rFonts w:ascii="TimesNewRomanPS-BoldMT" w:hAnsi="TimesNewRomanPS-BoldMT"/>
+          <w:color w:val="000000"/>
+          <w:szCs w:val="28"/>
+        </w:rPr>
+        <w:t xml:space="preserve"> </w:t>
+      </w:r>
+    </w:p>
+    <w:p>
+      <w:pPr>
+        <w:jc w:val="left"/>
+        <w:rPr>
+          <w:rFonts w:ascii="TimesNewRomanPS-BoldMT" w:hAnsi="TimesNewRomanPS-BoldMT"/>
+          <w:color w:val="000000"/>
+          <w:szCs w:val="28"/>
+        </w:rPr>
+      </w:pPr>
+      <w:r>
+        <w:rPr>
+          <w:rFonts w:ascii="TimesNewRomanPS-BoldMT" w:hAnsi="TimesNewRomanPS-BoldMT"/>
+          <w:color w:val="000000"/>
+          <w:szCs w:val="28"/>
+        </w:rPr>
+        <w:t xml:space="preserve">а) </w:t>
+      </w:r>
+      <w:r>
+        <w:rPr>
+          <w:lang w:val="ru-RU"/>
+        </w:rPr>
+        <w:t xml:space="preserve">1 / </w:t>
+      </w:r>
+      <w:r>
+        <w:t>С</w:t>
+      </w:r>
+      <w:r>
+        <w:rPr>
+          <w:vertAlign w:val="subscript"/>
+        </w:rPr>
+        <w:t>4</w:t>
+      </w:r>
+      <w:r>
+        <w:rPr>
+          <w:vertAlign w:val="subscript"/>
+          <w:lang w:val="ru-RU"/>
+        </w:rPr>
+        <w:t>9</w:t>
+      </w:r>
+      <w:r>
+        <w:rPr>
+          <w:vertAlign w:val="superscript"/>
+          <w:lang w:val="ru-RU"/>
+        </w:rPr>
+        <w:t>6</w:t>
+      </w:r>
+    </w:p>
+    <w:p>
+      <w:pPr>
+        <w:jc w:val="left"/>
+        <w:rPr>
+          <w:rFonts w:ascii="TimesNewRomanPS-BoldMT" w:hAnsi="TimesNewRomanPS-BoldMT"/>
+          <w:color w:val="000000"/>
+          <w:szCs w:val="28"/>
+        </w:rPr>
+      </w:pPr>
+      <w:r>
+        <w:rPr>
+          <w:rFonts w:ascii="TimesNewRomanPS-BoldMT" w:hAnsi="TimesNewRomanPS-BoldMT"/>
+          <w:color w:val="000000"/>
+          <w:szCs w:val="28"/>
+        </w:rPr>
+        <w:t xml:space="preserve">б) </w:t>
+      </w:r>
+      <w:r>
+        <w:rPr>
+          <w:lang w:val="ru-RU"/>
+        </w:rPr>
+        <w:t xml:space="preserve">259 </w:t>
+      </w:r>
+      <w:r>
+        <w:rPr>
+          <w:lang w:val="ru-RU"/>
+        </w:rPr>
+        <w:t xml:space="preserve">/ </w:t>
+      </w:r>
+      <w:r>
+        <w:t>С</w:t>
+      </w:r>
+      <w:r>
+        <w:rPr>
+          <w:vertAlign w:val="subscript"/>
+        </w:rPr>
+        <w:t>4</w:t>
+      </w:r>
+      <w:r>
+        <w:rPr>
+          <w:vertAlign w:val="subscript"/>
+          <w:lang w:val="ru-RU"/>
+        </w:rPr>
+        <w:t>9</w:t>
+      </w:r>
+      <w:r>
+        <w:rPr>
+          <w:vertAlign w:val="superscript"/>
+          <w:lang w:val="ru-RU"/>
+        </w:rPr>
+        <w:t>6</w:t>
+      </w:r>
+    </w:p>
+    <w:p>
+      <w:pPr>
+        <w:jc w:val="left"/>
+        <w:rPr>
+          <w:rFonts w:ascii="TimesNewRomanPS-BoldMT" w:hAnsi="TimesNewRomanPS-BoldMT"/>
+          <w:color w:val="000000"/>
+          <w:szCs w:val="28"/>
+        </w:rPr>
+      </w:pPr>
+      <w:r>
+        <w:rPr>
+          <w:rFonts w:ascii="TimesNewRomanPS-BoldMT" w:hAnsi="TimesNewRomanPS-BoldMT"/>
+          <w:color w:val="000000"/>
+          <w:szCs w:val="28"/>
+        </w:rPr>
+        <w:t xml:space="preserve">в) </w:t>
       </w:r>
       <w:r>
         <w:rPr>
@@ -2890,7 +3457,7 @@
           <w:vertAlign w:val="subscript"/>
           <w:lang w:val="ru-RU"/>
         </w:rPr>
-        <w:t>49</w:t>
+        <w:t>43</w:t>
       </w:r>
       <w:r>
         <w:rPr>
@@ -2902,516 +3469,14 @@
         </w:rPr>
         <w:t>6</w:t>
       </w:r>
-    </w:p>
-    <w:p>
-      <w:pPr>
-        <w:jc w:val="left"/>
+      <w:r>
         <w:rPr>
           <w:rFonts w:ascii="TimesNewRomanPS-BoldMT" w:hAnsi="TimesNewRomanPS-BoldMT"/>
           <w:color w:val="000000"/>
           <w:szCs w:val="28"/>
           <w:lang w:val="ru-RU"/>
         </w:rPr>
-      </w:pPr>
-      <w:r>
-        <w:rPr>
-          <w:rFonts w:ascii="TimesNewRomanPS-BoldMT" w:hAnsi="TimesNewRomanPS-BoldMT"/>
-          <w:color w:val="000000"/>
-          <w:szCs w:val="28"/>
-        </w:rPr>
-        <w:lastRenderedPageBreak/>
-        <w:t>г) Рівно 2 номери:</w:t>
-      </w:r>
-      <w:r>
-        <w:rPr>
-          <w:rFonts w:ascii="TimesNewRomanPS-BoldMT" w:hAnsi="TimesNewRomanPS-BoldMT"/>
-          <w:color w:val="000000"/>
-          <w:szCs w:val="28"/>
-          <w:lang w:val="ru-RU"/>
-        </w:rPr>
-        <w:t xml:space="preserve"> </w:t>
-      </w:r>
-    </w:p>
-    <w:p>
-      <w:pPr>
-        <w:jc w:val="left"/>
-        <w:rPr>
-          <w:lang w:val="ru-RU"/>
-        </w:rPr>
-      </w:pPr>
-      <w:r>
-        <w:t>(С</w:t>
-      </w:r>
-      <w:r>
-        <w:rPr>
-          <w:vertAlign w:val="subscript"/>
-        </w:rPr>
-        <w:t>6</w:t>
-      </w:r>
-      <w:r>
-        <w:rPr>
-          <w:vertAlign w:val="superscript"/>
-          <w:lang w:val="ru-RU"/>
-        </w:rPr>
-        <w:t>2</w:t>
-      </w:r>
-      <w:r>
-        <w:t xml:space="preserve"> х С</w:t>
-      </w:r>
-      <w:r>
-        <w:rPr>
-          <w:vertAlign w:val="subscript"/>
-        </w:rPr>
-        <w:t>43</w:t>
-      </w:r>
-      <w:r>
-        <w:rPr>
-          <w:vertAlign w:val="superscript"/>
-          <w:lang w:val="ru-RU"/>
-        </w:rPr>
-        <w:t>4</w:t>
-      </w:r>
-      <w:r>
-        <w:t>)</w:t>
-      </w:r>
-      <w:r>
-        <w:rPr>
-          <w:lang w:val="ru-RU"/>
-        </w:rPr>
         <w:t xml:space="preserve"> / </w:t>
-      </w:r>
-      <w:r>
-        <w:t>С</w:t>
-      </w:r>
-      <w:r>
-        <w:rPr>
-          <w:vertAlign w:val="subscript"/>
-        </w:rPr>
-        <w:t>4</w:t>
-      </w:r>
-      <w:r>
-        <w:rPr>
-          <w:vertAlign w:val="subscript"/>
-          <w:lang w:val="ru-RU"/>
-        </w:rPr>
-        <w:t>9</w:t>
-      </w:r>
-      <w:r>
-        <w:rPr>
-          <w:vertAlign w:val="superscript"/>
-          <w:lang w:val="ru-RU"/>
-        </w:rPr>
-        <w:t>6</w:t>
-      </w:r>
-    </w:p>
-    <w:p>
-      <w:pPr>
-        <w:jc w:val="left"/>
-        <w:rPr>
-          <w:rFonts w:ascii="TimesNewRomanPS-BoldMT" w:hAnsi="TimesNewRomanPS-BoldMT"/>
-          <w:color w:val="000000"/>
-          <w:szCs w:val="28"/>
-          <w:lang w:val="ru-RU"/>
-        </w:rPr>
-      </w:pPr>
-      <w:r>
-        <w:rPr>
-          <w:rFonts w:ascii="TimesNewRomanPS-BoldMT" w:hAnsi="TimesNewRomanPS-BoldMT"/>
-          <w:color w:val="000000"/>
-          <w:szCs w:val="28"/>
-        </w:rPr>
-        <w:t xml:space="preserve">г) </w:t>
-      </w:r>
-      <w:r>
-        <w:rPr>
-          <w:rFonts w:ascii="TimesNewRomanPS-BoldMT" w:hAnsi="TimesNewRomanPS-BoldMT"/>
-          <w:color w:val="000000"/>
-          <w:szCs w:val="28"/>
-        </w:rPr>
-        <w:t>Не менше 4 номерів:</w:t>
-      </w:r>
-    </w:p>
-    <w:p>
-      <w:pPr>
-        <w:jc w:val="left"/>
-        <w:rPr>
-          <w:lang w:val="ru-RU"/>
-        </w:rPr>
-      </w:pPr>
-      <w:r>
-        <w:rPr>
-          <w:lang w:val="ru-RU"/>
-        </w:rPr>
-        <w:t xml:space="preserve">4 </w:t>
-      </w:r>
-      <w:proofErr w:type="spellStart"/>
-      <w:r>
-        <w:rPr>
-          <w:lang w:val="ru-RU"/>
-        </w:rPr>
-        <w:t>номери</w:t>
-      </w:r>
-      <w:proofErr w:type="spellEnd"/>
-      <w:r>
-        <w:rPr>
-          <w:lang w:val="ru-RU"/>
-        </w:rPr>
-        <w:t xml:space="preserve">: </w:t>
-      </w:r>
-      <w:r>
-        <w:t>(С</w:t>
-      </w:r>
-      <w:r>
-        <w:rPr>
-          <w:vertAlign w:val="subscript"/>
-        </w:rPr>
-        <w:t>6</w:t>
-      </w:r>
-      <w:r>
-        <w:rPr>
-          <w:vertAlign w:val="superscript"/>
-          <w:lang w:val="ru-RU"/>
-        </w:rPr>
-        <w:t>4</w:t>
-      </w:r>
-      <w:r>
-        <w:t xml:space="preserve"> х С</w:t>
-      </w:r>
-      <w:r>
-        <w:rPr>
-          <w:vertAlign w:val="subscript"/>
-        </w:rPr>
-        <w:t>43</w:t>
-      </w:r>
-      <w:r>
-        <w:rPr>
-          <w:vertAlign w:val="superscript"/>
-          <w:lang w:val="ru-RU"/>
-        </w:rPr>
-        <w:t>2</w:t>
-      </w:r>
-      <w:r>
-        <w:t>)</w:t>
-      </w:r>
-      <w:r>
-        <w:rPr>
-          <w:lang w:val="ru-RU"/>
-        </w:rPr>
-        <w:t xml:space="preserve"> / </w:t>
-      </w:r>
-      <w:r>
-        <w:t>С</w:t>
-      </w:r>
-      <w:r>
-        <w:rPr>
-          <w:vertAlign w:val="subscript"/>
-        </w:rPr>
-        <w:t>4</w:t>
-      </w:r>
-      <w:r>
-        <w:rPr>
-          <w:vertAlign w:val="subscript"/>
-          <w:lang w:val="ru-RU"/>
-        </w:rPr>
-        <w:t>9</w:t>
-      </w:r>
-      <w:r>
-        <w:rPr>
-          <w:vertAlign w:val="superscript"/>
-          <w:lang w:val="ru-RU"/>
-        </w:rPr>
-        <w:t>6</w:t>
-      </w:r>
-      <w:r>
-        <w:rPr>
-          <w:lang w:val="ru-RU"/>
-        </w:rPr>
-        <w:t xml:space="preserve"> = 13545 </w:t>
-      </w:r>
-      <w:r>
-        <w:rPr>
-          <w:lang w:val="ru-RU"/>
-        </w:rPr>
-        <w:t>/</w:t>
-      </w:r>
-      <w:r>
-        <w:rPr>
-          <w:lang w:val="ru-RU"/>
-        </w:rPr>
-        <w:t xml:space="preserve"> </w:t>
-      </w:r>
-      <w:r>
-        <w:t>С</w:t>
-      </w:r>
-      <w:r>
-        <w:rPr>
-          <w:vertAlign w:val="subscript"/>
-        </w:rPr>
-        <w:t>4</w:t>
-      </w:r>
-      <w:r>
-        <w:rPr>
-          <w:vertAlign w:val="subscript"/>
-          <w:lang w:val="ru-RU"/>
-        </w:rPr>
-        <w:t>9</w:t>
-      </w:r>
-      <w:r>
-        <w:rPr>
-          <w:vertAlign w:val="superscript"/>
-          <w:lang w:val="ru-RU"/>
-        </w:rPr>
-        <w:t>6</w:t>
-      </w:r>
-    </w:p>
-    <w:p>
-      <w:pPr>
-        <w:jc w:val="left"/>
-        <w:rPr>
-          <w:vertAlign w:val="superscript"/>
-          <w:lang w:val="ru-RU"/>
-        </w:rPr>
-      </w:pPr>
-      <w:r>
-        <w:rPr>
-          <w:lang w:val="ru-RU"/>
-        </w:rPr>
-        <w:t xml:space="preserve">4, 5 </w:t>
-      </w:r>
-      <w:proofErr w:type="spellStart"/>
-      <w:r>
-        <w:rPr>
-          <w:lang w:val="ru-RU"/>
-        </w:rPr>
-        <w:t>або</w:t>
-      </w:r>
-      <w:proofErr w:type="spellEnd"/>
-      <w:r>
-        <w:rPr>
-          <w:lang w:val="ru-RU"/>
-        </w:rPr>
-        <w:t xml:space="preserve">  6: 13545 + 258 + 1 </w:t>
-      </w:r>
-      <w:r>
-        <w:rPr>
-          <w:lang w:val="ru-RU"/>
-        </w:rPr>
-        <w:t xml:space="preserve">/ </w:t>
-      </w:r>
-      <w:r>
-        <w:t>С</w:t>
-      </w:r>
-      <w:r>
-        <w:rPr>
-          <w:vertAlign w:val="subscript"/>
-        </w:rPr>
-        <w:t>4</w:t>
-      </w:r>
-      <w:r>
-        <w:rPr>
-          <w:vertAlign w:val="subscript"/>
-          <w:lang w:val="ru-RU"/>
-        </w:rPr>
-        <w:t>9</w:t>
-      </w:r>
-      <w:r>
-        <w:rPr>
-          <w:vertAlign w:val="superscript"/>
-          <w:lang w:val="ru-RU"/>
-        </w:rPr>
-        <w:t>6</w:t>
-      </w:r>
-      <w:r>
-        <w:rPr>
-          <w:lang w:val="ru-RU"/>
-        </w:rPr>
-        <w:t xml:space="preserve"> = 13804 / </w:t>
-      </w:r>
-      <w:r>
-        <w:t>С</w:t>
-      </w:r>
-      <w:r>
-        <w:rPr>
-          <w:vertAlign w:val="subscript"/>
-        </w:rPr>
-        <w:t>4</w:t>
-      </w:r>
-      <w:r>
-        <w:rPr>
-          <w:vertAlign w:val="subscript"/>
-          <w:lang w:val="ru-RU"/>
-        </w:rPr>
-        <w:t>9</w:t>
-      </w:r>
-      <w:r>
-        <w:rPr>
-          <w:vertAlign w:val="superscript"/>
-          <w:lang w:val="ru-RU"/>
-        </w:rPr>
-        <w:t>6</w:t>
-      </w:r>
-    </w:p>
-    <w:p>
-      <w:pPr>
-        <w:jc w:val="left"/>
-        <w:rPr>
-          <w:rFonts w:ascii="TimesNewRomanPS-BoldMT" w:hAnsi="TimesNewRomanPS-BoldMT"/>
-          <w:color w:val="000000"/>
-          <w:szCs w:val="28"/>
-        </w:rPr>
-      </w:pPr>
-      <w:r>
-        <w:rPr>
-          <w:rFonts w:ascii="TimesNewRomanPS-BoldMT" w:hAnsi="TimesNewRomanPS-BoldMT"/>
-          <w:color w:val="000000"/>
-          <w:szCs w:val="28"/>
-          <w:lang w:val="ru-RU"/>
-        </w:rPr>
-        <w:t>В</w:t>
-      </w:r>
-      <w:proofErr w:type="spellStart"/>
-      <w:r>
-        <w:rPr>
-          <w:rFonts w:ascii="TimesNewRomanPS-BoldMT" w:hAnsi="TimesNewRomanPS-BoldMT"/>
-          <w:color w:val="000000"/>
-          <w:szCs w:val="28"/>
-        </w:rPr>
-        <w:t>ідповіді</w:t>
-      </w:r>
-      <w:proofErr w:type="spellEnd"/>
-      <w:r>
-        <w:rPr>
-          <w:rFonts w:ascii="TimesNewRomanPS-BoldMT" w:hAnsi="TimesNewRomanPS-BoldMT"/>
-          <w:color w:val="000000"/>
-          <w:szCs w:val="28"/>
-        </w:rPr>
-        <w:t>:</w:t>
-      </w:r>
-      <w:r>
-        <w:rPr>
-          <w:rFonts w:ascii="TimesNewRomanPS-BoldMT" w:hAnsi="TimesNewRomanPS-BoldMT"/>
-          <w:color w:val="000000"/>
-          <w:szCs w:val="28"/>
-        </w:rPr>
-        <w:t xml:space="preserve"> </w:t>
-      </w:r>
-    </w:p>
-    <w:p>
-      <w:pPr>
-        <w:jc w:val="left"/>
-        <w:rPr>
-          <w:rFonts w:ascii="TimesNewRomanPS-BoldMT" w:hAnsi="TimesNewRomanPS-BoldMT"/>
-          <w:color w:val="000000"/>
-          <w:szCs w:val="28"/>
-        </w:rPr>
-      </w:pPr>
-      <w:r>
-        <w:rPr>
-          <w:rFonts w:ascii="TimesNewRomanPS-BoldMT" w:hAnsi="TimesNewRomanPS-BoldMT"/>
-          <w:color w:val="000000"/>
-          <w:szCs w:val="28"/>
-        </w:rPr>
-        <w:t xml:space="preserve">а) </w:t>
-      </w:r>
-      <w:r>
-        <w:rPr>
-          <w:lang w:val="ru-RU"/>
-        </w:rPr>
-        <w:t xml:space="preserve">1 / </w:t>
-      </w:r>
-      <w:r>
-        <w:t>С</w:t>
-      </w:r>
-      <w:r>
-        <w:rPr>
-          <w:vertAlign w:val="subscript"/>
-        </w:rPr>
-        <w:t>4</w:t>
-      </w:r>
-      <w:r>
-        <w:rPr>
-          <w:vertAlign w:val="subscript"/>
-          <w:lang w:val="ru-RU"/>
-        </w:rPr>
-        <w:t>9</w:t>
-      </w:r>
-      <w:r>
-        <w:rPr>
-          <w:vertAlign w:val="superscript"/>
-          <w:lang w:val="ru-RU"/>
-        </w:rPr>
-        <w:t>6</w:t>
-      </w:r>
-    </w:p>
-    <w:p>
-      <w:pPr>
-        <w:jc w:val="left"/>
-        <w:rPr>
-          <w:rFonts w:ascii="TimesNewRomanPS-BoldMT" w:hAnsi="TimesNewRomanPS-BoldMT"/>
-          <w:color w:val="000000"/>
-          <w:szCs w:val="28"/>
-        </w:rPr>
-      </w:pPr>
-      <w:r>
-        <w:rPr>
-          <w:rFonts w:ascii="TimesNewRomanPS-BoldMT" w:hAnsi="TimesNewRomanPS-BoldMT"/>
-          <w:color w:val="000000"/>
-          <w:szCs w:val="28"/>
-        </w:rPr>
-        <w:t xml:space="preserve">б) </w:t>
-      </w:r>
-      <w:r>
-        <w:rPr>
-          <w:lang w:val="ru-RU"/>
-        </w:rPr>
-        <w:t xml:space="preserve">259 </w:t>
-      </w:r>
-      <w:r>
-        <w:rPr>
-          <w:lang w:val="ru-RU"/>
-        </w:rPr>
-        <w:t xml:space="preserve">/ </w:t>
-      </w:r>
-      <w:r>
-        <w:t>С</w:t>
-      </w:r>
-      <w:r>
-        <w:rPr>
-          <w:vertAlign w:val="subscript"/>
-        </w:rPr>
-        <w:t>4</w:t>
-      </w:r>
-      <w:r>
-        <w:rPr>
-          <w:vertAlign w:val="subscript"/>
-          <w:lang w:val="ru-RU"/>
-        </w:rPr>
-        <w:t>9</w:t>
-      </w:r>
-      <w:r>
-        <w:rPr>
-          <w:vertAlign w:val="superscript"/>
-          <w:lang w:val="ru-RU"/>
-        </w:rPr>
-        <w:t>6</w:t>
-      </w:r>
-    </w:p>
-    <w:p>
-      <w:pPr>
-        <w:jc w:val="left"/>
-        <w:rPr>
-          <w:rFonts w:ascii="TimesNewRomanPS-BoldMT" w:hAnsi="TimesNewRomanPS-BoldMT"/>
-          <w:color w:val="000000"/>
-          <w:szCs w:val="28"/>
-        </w:rPr>
-      </w:pPr>
-      <w:r>
-        <w:rPr>
-          <w:rFonts w:ascii="TimesNewRomanPS-BoldMT" w:hAnsi="TimesNewRomanPS-BoldMT"/>
-          <w:color w:val="000000"/>
-          <w:szCs w:val="28"/>
-        </w:rPr>
-        <w:t xml:space="preserve">в) </w:t>
       </w:r>
       <w:r>
         <w:rPr>
@@ -3430,7 +3495,7 @@
           <w:vertAlign w:val="subscript"/>
           <w:lang w:val="ru-RU"/>
         </w:rPr>
-        <w:t>43</w:t>
+        <w:t>49</w:t>
       </w:r>
       <w:r>
         <w:rPr>
@@ -3442,78 +3507,49 @@
         </w:rPr>
         <w:t>6</w:t>
       </w:r>
+    </w:p>
+    <w:p>
+      <w:pPr>
+        <w:jc w:val="left"/>
+        <w:rPr>
+          <w:lang w:val="ru-RU"/>
+        </w:rPr>
+      </w:pPr>
       <w:r>
         <w:rPr>
           <w:rFonts w:ascii="TimesNewRomanPS-BoldMT" w:hAnsi="TimesNewRomanPS-BoldMT"/>
           <w:color w:val="000000"/>
           <w:szCs w:val="28"/>
-          <w:lang w:val="ru-RU"/>
-        </w:rPr>
-        <w:t xml:space="preserve"> / </w:t>
-      </w:r>
-      <w:r>
-        <w:rPr>
-          <w:rFonts w:ascii="TimesNewRomanPS-BoldMT" w:hAnsi="TimesNewRomanPS-BoldMT"/>
-          <w:color w:val="000000"/>
-          <w:szCs w:val="28"/>
-          <w:lang w:val="en-GB"/>
-        </w:rPr>
-        <w:t>C</w:t>
-      </w:r>
-      <w:r>
-        <w:rPr>
-          <w:rFonts w:ascii="TimesNewRomanPS-BoldMT" w:hAnsi="TimesNewRomanPS-BoldMT"/>
-          <w:color w:val="000000"/>
-          <w:szCs w:val="28"/>
+        </w:rPr>
+        <w:t xml:space="preserve">г) </w:t>
+      </w:r>
+      <w:r>
+        <w:t>(С</w:t>
+      </w:r>
+      <w:r>
+        <w:rPr>
           <w:vertAlign w:val="subscript"/>
-          <w:lang w:val="ru-RU"/>
-        </w:rPr>
-        <w:t>49</w:t>
-      </w:r>
-      <w:r>
-        <w:rPr>
-          <w:rFonts w:ascii="TimesNewRomanPS-BoldMT" w:hAnsi="TimesNewRomanPS-BoldMT"/>
-          <w:color w:val="000000"/>
-          <w:szCs w:val="28"/>
+        </w:rPr>
+        <w:t>6</w:t>
+      </w:r>
+      <w:r>
+        <w:rPr>
           <w:vertAlign w:val="superscript"/>
           <w:lang w:val="ru-RU"/>
         </w:rPr>
-        <w:t>6</w:t>
-      </w:r>
-    </w:p>
-    <w:p>
-      <w:pPr>
-        <w:jc w:val="left"/>
-        <w:rPr>
-          <w:lang w:val="ru-RU"/>
-        </w:rPr>
-      </w:pPr>
-      <w:r>
-        <w:rPr>
-          <w:rFonts w:ascii="TimesNewRomanPS-BoldMT" w:hAnsi="TimesNewRomanPS-BoldMT"/>
-          <w:color w:val="000000"/>
-          <w:szCs w:val="28"/>
-        </w:rPr>
-        <w:t xml:space="preserve">г) </w:t>
-      </w:r>
-      <w:r>
-        <w:t>(С</w:t>
-      </w:r>
-      <w:r>
-        <w:rPr>
-          <w:vertAlign w:val="subscript"/>
-        </w:rPr>
-        <w:t>6</w:t>
-      </w:r>
-      <w:r>
-        <w:rPr>
-          <w:vertAlign w:val="superscript"/>
-          <w:lang w:val="ru-RU"/>
-        </w:rPr>
         <w:t>2</w:t>
       </w:r>
       <w:r>
-        <w:t xml:space="preserve"> х С</w:t>
+        <w:t xml:space="preserve"> </w:t>
+      </w:r>
+      <w:r>
+        <w:rPr>
+          <w:rFonts w:ascii="Cambria Math" w:hAnsi="Cambria Math" w:cs="Cambria Math"/>
+        </w:rPr>
+        <w:t>⋅</w:t>
+      </w:r>
+      <w:r>
+        <w:t xml:space="preserve"> С</w:t>
       </w:r>
       <w:r>
         <w:rPr>
@@ -3637,6 +3673,7 @@
           <w:color w:val="000000"/>
           <w:szCs w:val="28"/>
         </w:rPr>
+        <w:lastRenderedPageBreak/>
         <w:t>Контрольні питання</w:t>
       </w:r>
       <w:r>
@@ -3677,21 +3714,7 @@
         <w:rPr>
           <w:color w:val="000000" w:themeColor="text1"/>
         </w:rPr>
-        <w:t xml:space="preserve">Класична ймовірність (за Лапласом) це відношення кількості сприятливих наслідків події до загальної кількості всіх </w:t>
-      </w:r>
-      <w:proofErr w:type="spellStart"/>
-      <w:r>
-        <w:rPr>
-          <w:color w:val="000000" w:themeColor="text1"/>
-        </w:rPr>
-        <w:t>рівноможливих</w:t>
-      </w:r>
-      <w:proofErr w:type="spellEnd"/>
-      <w:r>
-        <w:rPr>
-          <w:color w:val="000000" w:themeColor="text1"/>
-        </w:rPr>
-        <w:t xml:space="preserve"> наслідків експерименту:</w:t>
+        <w:t>Класична ймовірність (за Лапласом) це відношення кількості сприятливих наслідків події до загальної кількості всіх рівноможливих наслідків експерименту:</w:t>
       </w:r>
     </w:p>
     <w:p>
@@ -3757,19 +3780,7 @@
         <w:rPr>
           <w:color w:val="000000" w:themeColor="text1"/>
         </w:rPr>
-        <w:t>Простір елементарних подій (простір елементарних наслідків)  це</w:t>
-      </w:r>
-      <w:r>
-        <w:rPr>
-          <w:color w:val="000000" w:themeColor="text1"/>
-        </w:rPr>
-        <w:t xml:space="preserve"> </w:t>
-      </w:r>
-      <w:r>
-        <w:rPr>
-          <w:color w:val="000000" w:themeColor="text1"/>
-        </w:rPr>
-        <w:t>множина всіх можливих результатів експерименту.</w:t>
+        <w:t>Простір елементарних подій (простір елементарних наслідків)  це множина всіх можливих результатів експерименту.</w:t>
       </w:r>
     </w:p>
     <w:p>
@@ -3877,7 +3888,6 @@
           <w:bCs/>
           <w:color w:val="000000" w:themeColor="text1"/>
         </w:rPr>
-        <w:lastRenderedPageBreak/>
         <w:t xml:space="preserve">4. </w:t>
       </w:r>
       <w:r>
@@ -3900,21 +3910,7 @@
         <w:rPr>
           <w:color w:val="000000" w:themeColor="text1"/>
         </w:rPr>
-        <w:t>Класичне визначення вимагає, щоб усі елементарні події були </w:t>
-      </w:r>
-      <w:proofErr w:type="spellStart"/>
-      <w:r>
-        <w:rPr>
-          <w:color w:val="000000" w:themeColor="text1"/>
-        </w:rPr>
-        <w:t>рівноможливими</w:t>
-      </w:r>
-      <w:proofErr w:type="spellEnd"/>
-      <w:r>
-        <w:rPr>
-          <w:color w:val="000000" w:themeColor="text1"/>
-        </w:rPr>
-        <w:t> (симетричні умови), і ймовірність обчислюється як відношення кількості сприятливих наслідків до загальної кількості наслідків.</w:t>
+        <w:t>Класичне визначення вимагає, щоб усі елементарні події були рівноможливими (симетричні умови), і ймовірність обчислюється як відношення кількості сприятливих наслідків до загальної кількості наслідків.</w:t>
       </w:r>
     </w:p>
     <w:p>
@@ -3948,30 +3944,21 @@
           <w:color w:val="000000"/>
           <w:szCs w:val="28"/>
         </w:rPr>
-        <w:t xml:space="preserve">5. </w:t>
-      </w:r>
-      <w:r>
-        <w:rPr>
-          <w:rFonts w:ascii="TimesNewRomanPSMT" w:hAnsi="TimesNewRomanPSMT"/>
-          <w:b/>
-          <w:bCs/>
-          <w:color w:val="000000"/>
-          <w:szCs w:val="28"/>
-        </w:rPr>
-        <w:t>З 5 літер абетки складено слово «книга». Дитина, що не вміє читати, розсипала букви цього слова випадково. Знайти ймовірність того, що буде знову отримано слово «книга».</w:t>
-      </w:r>
-    </w:p>
-    <w:p>
-      <w:pPr>
-        <w:jc w:val="left"/>
-        <w:rPr>
-          <w:color w:val="000000" w:themeColor="text1"/>
-        </w:rPr>
-      </w:pPr>
-      <w:r>
-        <w:rPr>
-          <w:color w:val="000000" w:themeColor="text1"/>
-        </w:rPr>
+        <w:t>5. З 5 літер абетки складено слово «книга». Дитина, що не вміє читати, розсипала букви цього слова випадково. Знайти ймовірність того, що буде знову отримано слово «книга».</w:t>
+      </w:r>
+    </w:p>
+    <w:p>
+      <w:pPr>
+        <w:jc w:val="left"/>
+        <w:rPr>
+          <w:color w:val="000000" w:themeColor="text1"/>
+        </w:rPr>
+      </w:pPr>
+      <w:r>
+        <w:rPr>
+          <w:color w:val="000000" w:themeColor="text1"/>
+        </w:rPr>
+        <w:lastRenderedPageBreak/>
         <w:t>Можна розглянути задачу як послідовне випадкове розташування літер у 5 позиціях.</w:t>
       </w:r>
     </w:p>
@@ -4013,6 +4000,12 @@
         <w:rPr>
           <w:color w:val="000000" w:themeColor="text1"/>
         </w:rPr>
+        <w:t>!</w:t>
+      </w:r>
+      <w:r>
+        <w:rPr>
+          <w:color w:val="000000" w:themeColor="text1"/>
+        </w:rPr>
         <w:t xml:space="preserve"> </w:t>
       </w:r>
       <w:r>
@@ -4060,7 +4053,7 @@
         <w:jc w:val="left"/>
         <w:rPr>
           <w:color w:val="000000" w:themeColor="text1"/>
-          <w:lang w:val="en-GB"/>
+          <w:lang w:val="ru-RU"/>
         </w:rPr>
       </w:pPr>
       <w:r>
@@ -4078,7 +4071,7 @@
       <w:r>
         <w:rPr>
           <w:color w:val="000000" w:themeColor="text1"/>
-          <w:lang w:val="en-GB"/>
+          <w:lang w:val="ru-RU"/>
         </w:rPr>
         <w:t>/ 120</w:t>
       </w:r>
@@ -4088,7 +4081,7 @@
         <w:jc w:val="left"/>
         <w:rPr>
           <w:color w:val="000000" w:themeColor="text1"/>
-          <w:lang w:val="en-GB"/>
+          <w:lang w:val="ru-RU"/>
         </w:rPr>
       </w:pPr>
       <w:r>
@@ -4098,24 +4091,16 @@
         </w:rPr>
         <w:t>В</w:t>
       </w:r>
-      <w:proofErr w:type="spellStart"/>
-      <w:r>
-        <w:rPr>
-          <w:color w:val="000000" w:themeColor="text1"/>
-        </w:rPr>
-        <w:t>ідповідь</w:t>
-      </w:r>
-      <w:proofErr w:type="spellEnd"/>
-      <w:r>
-        <w:rPr>
-          <w:color w:val="000000" w:themeColor="text1"/>
-        </w:rPr>
-        <w:t>: 1</w:t>
-      </w:r>
-      <w:r>
-        <w:rPr>
-          <w:color w:val="000000" w:themeColor="text1"/>
-          <w:lang w:val="en-GB"/>
+      <w:r>
+        <w:rPr>
+          <w:color w:val="000000" w:themeColor="text1"/>
+        </w:rPr>
+        <w:t>ідповідь: 1</w:t>
+      </w:r>
+      <w:r>
+        <w:rPr>
+          <w:color w:val="000000" w:themeColor="text1"/>
+          <w:lang w:val="ru-RU"/>
         </w:rPr>
         <w:t xml:space="preserve"> / 120</w:t>
       </w:r>
@@ -4525,38 +4510,21 @@
           <w:bCs/>
           <w:color w:val="FF0000"/>
         </w:rPr>
-        <w:t xml:space="preserve">2. Що таке класична </w:t>
-      </w:r>
-      <w:proofErr w:type="spellStart"/>
+        <w:t>2. Що таке класична урнова схема і яке значення вона має для комбінаторики?</w:t>
+      </w:r>
       <w:r>
         <w:rPr>
           <w:b/>
           <w:bCs/>
           <w:color w:val="FF0000"/>
         </w:rPr>
-        <w:t>урнова</w:t>
-      </w:r>
-      <w:proofErr w:type="spellEnd"/>
-      <w:r>
-        <w:rPr>
-          <w:b/>
-          <w:bCs/>
+        <w:br/>
+      </w:r>
+      <w:r>
+        <w:rPr>
           <w:color w:val="FF0000"/>
         </w:rPr>
-        <w:t xml:space="preserve"> схема і яке значення вона має для комбінаторики?</w:t>
-      </w:r>
-      <w:r>
-        <w:rPr>
-          <w:b/>
-          <w:bCs/>
-          <w:color w:val="FF0000"/>
-        </w:rPr>
-        <w:br/>
-      </w:r>
-      <w:r>
-        <w:rPr>
-          <w:color w:val="FF0000"/>
-        </w:rPr>
+        <w:lastRenderedPageBreak/>
         <w:t>Це модель розподілу елементів ("куль") по коміркам ("урнам"). Вона є основою для моделювання та розв'язування типових комбінаторних задач</w:t>
       </w:r>
     </w:p>
@@ -4753,14 +4721,7 @@
         <w:rPr>
           <w:color w:val="FF0000"/>
         </w:rPr>
-        <w:t xml:space="preserve"> елементів, які відрізняються лише складом, а не послідовністю. Наприклад, вибір двох людей з </w:t>
-      </w:r>
-      <w:r>
-        <w:rPr>
-          <w:color w:val="FF0000"/>
-        </w:rPr>
-        <w:lastRenderedPageBreak/>
-        <w:t>трьох — скільки різних пар можна утворити. Формула враховує, що однакові елементи в різному порядку не рахуються окремо.</w:t>
+        <w:t xml:space="preserve"> елементів, які відрізняються лише складом, а не послідовністю. Наприклад, вибір двох людей з трьох — скільки різних пар можна утворити. Формула враховує, що однакові елементи в різному порядку не рахуються окремо.</w:t>
       </w:r>
     </w:p>
     <w:p>
@@ -8740,6 +8701,7 @@
   <w:style w:type="character" w:default="1" w:styleId="a0">
     <w:name w:val="Default Paragraph Font"/>
     <w:uiPriority w:val="1"/>
+    <w:semiHidden/>
     <w:unhideWhenUsed/>
   </w:style>
   <w:style w:type="table" w:default="1" w:styleId="a1">
